--- a/Mubble (Word).docx
+++ b/Mubble (Word).docx
@@ -1,6 +1,6 @@
 
 <file path=word/document.xml><?xml version="1.0" encoding="utf-8"?>
-<w:document xmlns:wpc="http://schemas.microsoft.com/office/word/2010/wordprocessingCanvas" xmlns:mc="http://schemas.openxmlformats.org/markup-compatibility/2006" xmlns:o="urn:schemas-microsoft-com:office:office" xmlns:r="http://schemas.openxmlformats.org/officeDocument/2006/relationships" xmlns:m="http://schemas.openxmlformats.org/officeDocument/2006/math" xmlns:v="urn:schemas-microsoft-com:vml" xmlns:wp14="http://schemas.microsoft.com/office/word/2010/wordprocessingDrawing" xmlns:wp="http://schemas.openxmlformats.org/drawingml/2006/wordprocessingDrawing" xmlns:w10="urn:schemas-microsoft-com:office:word" xmlns:w="http://schemas.openxmlformats.org/wordprocessingml/2006/main" xmlns:w14="http://schemas.microsoft.com/office/word/2010/wordml" xmlns:w15="http://schemas.microsoft.com/office/word/2012/wordml" xmlns:wpg="http://schemas.microsoft.com/office/word/2010/wordprocessingGroup" xmlns:wpi="http://schemas.microsoft.com/office/word/2010/wordprocessingInk" xmlns:wne="http://schemas.microsoft.com/office/word/2006/wordml" xmlns:wps="http://schemas.microsoft.com/office/word/2010/wordprocessingShape" xmlns:w16se="http://schemas.microsoft.com/office/word/2015/wordml/symex" xmlns:w16cid="http://schemas.microsoft.com/office/word/2016/wordml/cid" xmlns:w16="http://schemas.microsoft.com/office/word/2018/wordml" xmlns:w16cex="http://schemas.microsoft.com/office/word/2018/wordml/cex" xmlns:w16sdtdh="http://schemas.microsoft.com/office/word/2020/wordml/sdtdatahash" xmlns:w16sdtfl="http://schemas.microsoft.com/office/word/2024/wordml/sdtformatlock" mc:Ignorable="w14 w15 wp14 w16se w16cid w16 w16cex w16sdtdh w16sdtfl">
+<w:document xmlns:wpc="http://schemas.microsoft.com/office/word/2010/wordprocessingCanvas" xmlns:mc="http://schemas.openxmlformats.org/markup-compatibility/2006" xmlns:o="urn:schemas-microsoft-com:office:office" xmlns:r="http://schemas.openxmlformats.org/officeDocument/2006/relationships" xmlns:m="http://schemas.openxmlformats.org/officeDocument/2006/math" xmlns:v="urn:schemas-microsoft-com:vml" xmlns:wp14="http://schemas.microsoft.com/office/word/2010/wordprocessingDrawing" xmlns:wp="http://schemas.openxmlformats.org/drawingml/2006/wordprocessingDrawing" xmlns:w10="urn:schemas-microsoft-com:office:word" xmlns:w="http://schemas.openxmlformats.org/wordprocessingml/2006/main" xmlns:w14="http://schemas.microsoft.com/office/word/2010/wordml" xmlns:w15="http://schemas.microsoft.com/office/word/2012/wordml" xmlns:wpg="http://schemas.microsoft.com/office/word/2010/wordprocessingGroup" xmlns:wpi="http://schemas.microsoft.com/office/word/2010/wordprocessingInk" xmlns:wne="http://schemas.microsoft.com/office/word/2006/wordml" xmlns:wps="http://schemas.microsoft.com/office/word/2010/wordprocessingShape" xmlns:w16se="http://schemas.microsoft.com/office/word/2015/wordml/symex" xmlns:w16cid="http://schemas.microsoft.com/office/word/2016/wordml/cid" xmlns:w16="http://schemas.microsoft.com/office/word/2018/wordml" xmlns:w16cex="http://schemas.microsoft.com/office/word/2018/wordml/cex" xmlns:w16sdtdh="http://schemas.microsoft.com/office/word/2020/wordml/sdtdatahash" xmlns:w16sdtfl="http://schemas.microsoft.com/office/word/2024/wordml/sdtformatlock" xmlns:a="http://schemas.openxmlformats.org/drawingml/2006/main" xmlns:pic="http://schemas.openxmlformats.org/drawingml/2006/picture" xmlns:a14="http://schemas.microsoft.com/office/drawing/2010/main" mc:Ignorable="w14 w15 wp14 w16se w16cid w16 w16cex w16sdtdh w16sdtfl">
   <w:body>
     <w:p xmlns:wp14="http://schemas.microsoft.com/office/word/2010/wordml" wp14:paraId="7E0AE02A" wp14:textId="545923EE">
       <w:pPr>
@@ -589,7 +589,7 @@
         <w:t>Проверил: преподаватель</w:t>
       </w:r>
     </w:p>
-    <w:p xmlns:wp14="http://schemas.microsoft.com/office/word/2010/wordml" wp14:paraId="2B6F2124" wp14:textId="4BE344ED">
+    <w:p xmlns:wp14="http://schemas.microsoft.com/office/word/2010/wordml" wp14:paraId="2B6F2124" wp14:textId="110551C5">
       <w:pPr>
         <w:pStyle w:val="Normal"/>
         <w:spacing w:after="0" w:line="360" w:lineRule="auto"/>
@@ -625,7 +625,7 @@
           <w:szCs w:val="28"/>
           <w:lang w:val="ru-RU"/>
         </w:rPr>
-        <w:t>*****</w:t>
+        <w:t>Каренюгин</w:t>
       </w:r>
       <w:r>
         <w:rPr>
@@ -645,8 +645,9 @@
         <w:t xml:space="preserve"> Андрей Андреевич</w:t>
       </w:r>
     </w:p>
-    <w:p xmlns:wp14="http://schemas.microsoft.com/office/word/2010/wordml" wp14:paraId="7DE35DD4" wp14:textId="34161A66">
-      <w:pPr>
+    <w:p xmlns:wp14="http://schemas.microsoft.com/office/word/2010/wordml" wp14:paraId="12872C50" wp14:textId="320AF438">
+      <w:pPr>
+        <w:pStyle w:val="Normal"/>
         <w:spacing w:after="0" w:line="360" w:lineRule="auto"/>
         <w:jc w:val="both"/>
         <w:rPr>
@@ -665,9 +666,8 @@
         </w:rPr>
       </w:pPr>
     </w:p>
-    <w:p xmlns:wp14="http://schemas.microsoft.com/office/word/2010/wordml" wp14:paraId="12872C50" wp14:textId="7BA41CEB">
-      <w:pPr>
-        <w:pStyle w:val="Normal"/>
+    <w:p xmlns:wp14="http://schemas.microsoft.com/office/word/2010/wordml" wp14:paraId="55CC03B4" wp14:textId="4C001083">
+      <w:pPr>
         <w:spacing w:after="0" w:line="360" w:lineRule="auto"/>
         <w:jc w:val="both"/>
         <w:rPr>
@@ -686,7 +686,7 @@
         </w:rPr>
       </w:pPr>
     </w:p>
-    <w:p xmlns:wp14="http://schemas.microsoft.com/office/word/2010/wordml" wp14:paraId="55CC03B4" wp14:textId="4C001083">
+    <w:p xmlns:wp14="http://schemas.microsoft.com/office/word/2010/wordml" wp14:paraId="7AAD1403" wp14:textId="3964889C">
       <w:pPr>
         <w:spacing w:after="0" w:line="360" w:lineRule="auto"/>
         <w:jc w:val="both"/>
@@ -706,10 +706,12 @@
         </w:rPr>
       </w:pPr>
     </w:p>
-    <w:p xmlns:wp14="http://schemas.microsoft.com/office/word/2010/wordml" wp14:paraId="7AAD1403" wp14:textId="3964889C">
+    <w:p xmlns:wp14="http://schemas.microsoft.com/office/word/2010/wordml" wp14:paraId="501817AE" wp14:textId="5BAC932F">
       <w:pPr>
         <w:spacing w:after="0" w:line="360" w:lineRule="auto"/>
-        <w:jc w:val="both"/>
+        <w:jc w:val="center"/>
+      </w:pPr>
+      <w:r>
         <w:rPr>
           <w:rFonts w:ascii="Times New Roman" w:hAnsi="Times New Roman" w:eastAsia="Times New Roman" w:cs="Times New Roman"/>
           <w:b w:val="0"/>
@@ -724,64 +726,21 @@
           <w:szCs w:val="28"/>
           <w:lang w:val="ru-RU"/>
         </w:rPr>
-      </w:pPr>
-    </w:p>
-    <w:p xmlns:wp14="http://schemas.microsoft.com/office/word/2010/wordml" wp14:paraId="501817AE" wp14:textId="5BAC932F">
-      <w:pPr>
+        <w:t>г. Краснодар 2026</w:t>
+      </w:r>
+    </w:p>
+    <w:p>
+      <w:pPr>
+        <w:spacing w:after="160" w:line="360" w:lineRule="auto"/>
+      </w:pPr>
+      <w:r>
+        <w:br w:type="page"/>
+      </w:r>
+    </w:p>
+    <w:p>
+      <w:pPr>
+        <w:pStyle w:val="Normal"/>
         <w:spacing w:after="0" w:line="360" w:lineRule="auto"/>
-        <w:jc w:val="center"/>
-        <w:rPr>
-          <w:rFonts w:ascii="Times New Roman" w:hAnsi="Times New Roman" w:eastAsia="Times New Roman" w:cs="Times New Roman"/>
-          <w:b w:val="0"/>
-          <w:bCs w:val="0"/>
-          <w:i w:val="0"/>
-          <w:iCs w:val="0"/>
-          <w:caps w:val="0"/>
-          <w:smallCaps w:val="0"/>
-          <w:noProof w:val="0"/>
-          <w:color w:val="000000" w:themeColor="text1" w:themeTint="FF" w:themeShade="FF"/>
-          <w:sz w:val="28"/>
-          <w:szCs w:val="28"/>
-          <w:lang w:val="ru-RU"/>
-        </w:rPr>
-      </w:pPr>
-      <w:r>
-        <w:rPr>
-          <w:rFonts w:ascii="Times New Roman" w:hAnsi="Times New Roman" w:eastAsia="Times New Roman" w:cs="Times New Roman"/>
-          <w:b w:val="0"/>
-          <w:bCs w:val="0"/>
-          <w:i w:val="0"/>
-          <w:iCs w:val="0"/>
-          <w:caps w:val="0"/>
-          <w:smallCaps w:val="0"/>
-          <w:noProof w:val="0"/>
-          <w:color w:val="000000" w:themeColor="text1" w:themeTint="FF" w:themeShade="FF"/>
-          <w:sz w:val="28"/>
-          <w:szCs w:val="28"/>
-          <w:lang w:val="ru-RU"/>
-        </w:rPr>
-        <w:t>г. Краснодар 2026</w:t>
-      </w:r>
-    </w:p>
-    <w:p>
-      <w:pPr>
-        <w:spacing w:line="360" w:lineRule="auto"/>
-        <w:rPr>
-          <w:b w:val="0"/>
-          <w:bCs w:val="0"/>
-        </w:rPr>
-      </w:pPr>
-      <w:r>
-        <w:rPr>
-          <w:b w:val="0"/>
-          <w:bCs w:val="0"/>
-        </w:rPr>
-        <w:br w:type="page"/>
-      </w:r>
-    </w:p>
-    <w:p>
-      <w:pPr>
-        <w:spacing w:after="160" w:line="360" w:lineRule="auto"/>
         <w:jc w:val="center"/>
         <w:rPr>
           <w:rFonts w:ascii="Times New Roman" w:hAnsi="Times New Roman" w:eastAsia="Times New Roman" w:cs="Times New Roman"/>
@@ -841,7 +800,7 @@
           <w:r>
             <w:fldChar w:fldCharType="separate"/>
           </w:r>
-          <w:hyperlink w:anchor="_Toc661592436">
+          <w:hyperlink w:anchor="_Toc329358772">
             <w:r>
               <w:rPr>
                 <w:rStyle w:val="Hyperlink"/>
@@ -855,7 +814,7 @@
               <w:fldChar w:fldCharType="begin"/>
             </w:r>
             <w:r>
-              <w:instrText xml:space="preserve">PAGEREF _Toc661592436 \h</w:instrText>
+              <w:instrText xml:space="preserve">PAGEREF _Toc329358772 \h</w:instrText>
             </w:r>
             <w:r>
               <w:fldChar w:fldCharType="separate"/>
@@ -864,7 +823,7 @@
               <w:rPr>
                 <w:rStyle w:val="Hyperlink"/>
               </w:rPr>
-              <w:t>3</w:t>
+              <w:t>2</w:t>
             </w:r>
             <w:r>
               <w:fldChar w:fldCharType="end"/>
@@ -878,7 +837,7 @@
               <w:tab w:val="right" w:leader="dot" w:pos="9015"/>
             </w:tabs>
           </w:pPr>
-          <w:hyperlink w:anchor="_Toc1572789366">
+          <w:hyperlink w:anchor="_Toc1332128584">
             <w:r>
               <w:rPr>
                 <w:rStyle w:val="Hyperlink"/>
@@ -892,7 +851,7 @@
               <w:fldChar w:fldCharType="begin"/>
             </w:r>
             <w:r>
-              <w:instrText xml:space="preserve">PAGEREF _Toc1572789366 \h</w:instrText>
+              <w:instrText xml:space="preserve">PAGEREF _Toc1332128584 \h</w:instrText>
             </w:r>
             <w:r>
               <w:fldChar w:fldCharType="separate"/>
@@ -901,7 +860,7 @@
               <w:rPr>
                 <w:rStyle w:val="Hyperlink"/>
               </w:rPr>
-              <w:t>5</w:t>
+              <w:t>4</w:t>
             </w:r>
             <w:r>
               <w:fldChar w:fldCharType="end"/>
@@ -915,7 +874,7 @@
               <w:tab w:val="right" w:leader="dot" w:pos="9015"/>
             </w:tabs>
           </w:pPr>
-          <w:hyperlink w:anchor="_Toc1310747948">
+          <w:hyperlink w:anchor="_Toc618696034">
             <w:r>
               <w:rPr>
                 <w:rStyle w:val="Hyperlink"/>
@@ -929,7 +888,7 @@
               <w:fldChar w:fldCharType="begin"/>
             </w:r>
             <w:r>
-              <w:instrText xml:space="preserve">PAGEREF _Toc1310747948 \h</w:instrText>
+              <w:instrText xml:space="preserve">PAGEREF _Toc618696034 \h</w:instrText>
             </w:r>
             <w:r>
               <w:fldChar w:fldCharType="separate"/>
@@ -938,7 +897,7 @@
               <w:rPr>
                 <w:rStyle w:val="Hyperlink"/>
               </w:rPr>
-              <w:t>6</w:t>
+              <w:t>5</w:t>
             </w:r>
             <w:r>
               <w:fldChar w:fldCharType="end"/>
@@ -952,7 +911,7 @@
               <w:tab w:val="right" w:leader="dot" w:pos="9015"/>
             </w:tabs>
           </w:pPr>
-          <w:hyperlink w:anchor="_Toc747597386">
+          <w:hyperlink w:anchor="_Toc471977697">
             <w:r>
               <w:rPr>
                 <w:rStyle w:val="Hyperlink"/>
@@ -966,7 +925,7 @@
               <w:fldChar w:fldCharType="begin"/>
             </w:r>
             <w:r>
-              <w:instrText xml:space="preserve">PAGEREF _Toc747597386 \h</w:instrText>
+              <w:instrText xml:space="preserve">PAGEREF _Toc471977697 \h</w:instrText>
             </w:r>
             <w:r>
               <w:fldChar w:fldCharType="separate"/>
@@ -975,7 +934,7 @@
               <w:rPr>
                 <w:rStyle w:val="Hyperlink"/>
               </w:rPr>
-              <w:t>7</w:t>
+              <w:t>6</w:t>
             </w:r>
             <w:r>
               <w:fldChar w:fldCharType="end"/>
@@ -989,7 +948,7 @@
               <w:tab w:val="right" w:leader="dot" w:pos="9015"/>
             </w:tabs>
           </w:pPr>
-          <w:hyperlink w:anchor="_Toc1894892652">
+          <w:hyperlink w:anchor="_Toc804606353">
             <w:r>
               <w:rPr>
                 <w:rStyle w:val="Hyperlink"/>
@@ -1003,7 +962,7 @@
               <w:fldChar w:fldCharType="begin"/>
             </w:r>
             <w:r>
-              <w:instrText xml:space="preserve">PAGEREF _Toc1894892652 \h</w:instrText>
+              <w:instrText xml:space="preserve">PAGEREF _Toc804606353 \h</w:instrText>
             </w:r>
             <w:r>
               <w:fldChar w:fldCharType="separate"/>
@@ -1012,7 +971,7 @@
               <w:rPr>
                 <w:rStyle w:val="Hyperlink"/>
               </w:rPr>
-              <w:t>7</w:t>
+              <w:t>6</w:t>
             </w:r>
             <w:r>
               <w:fldChar w:fldCharType="end"/>
@@ -1026,7 +985,7 @@
               <w:tab w:val="right" w:leader="dot" w:pos="9015"/>
             </w:tabs>
           </w:pPr>
-          <w:hyperlink w:anchor="_Toc1864959956">
+          <w:hyperlink w:anchor="_Toc428119712">
             <w:r>
               <w:rPr>
                 <w:rStyle w:val="Hyperlink"/>
@@ -1040,7 +999,7 @@
               <w:fldChar w:fldCharType="begin"/>
             </w:r>
             <w:r>
-              <w:instrText xml:space="preserve">PAGEREF _Toc1864959956 \h</w:instrText>
+              <w:instrText xml:space="preserve">PAGEREF _Toc428119712 \h</w:instrText>
             </w:r>
             <w:r>
               <w:fldChar w:fldCharType="separate"/>
@@ -1049,7 +1008,7 @@
               <w:rPr>
                 <w:rStyle w:val="Hyperlink"/>
               </w:rPr>
-              <w:t>8</w:t>
+              <w:t>7</w:t>
             </w:r>
             <w:r>
               <w:fldChar w:fldCharType="end"/>
@@ -1063,7 +1022,7 @@
               <w:tab w:val="right" w:leader="dot" w:pos="9015"/>
             </w:tabs>
           </w:pPr>
-          <w:hyperlink w:anchor="_Toc2073329628">
+          <w:hyperlink w:anchor="_Toc48389069">
             <w:r>
               <w:rPr>
                 <w:rStyle w:val="Hyperlink"/>
@@ -1077,7 +1036,7 @@
               <w:fldChar w:fldCharType="begin"/>
             </w:r>
             <w:r>
-              <w:instrText xml:space="preserve">PAGEREF _Toc2073329628 \h</w:instrText>
+              <w:instrText xml:space="preserve">PAGEREF _Toc48389069 \h</w:instrText>
             </w:r>
             <w:r>
               <w:fldChar w:fldCharType="separate"/>
@@ -1086,7 +1045,7 @@
               <w:rPr>
                 <w:rStyle w:val="Hyperlink"/>
               </w:rPr>
-              <w:t>8</w:t>
+              <w:t>7</w:t>
             </w:r>
             <w:r>
               <w:fldChar w:fldCharType="end"/>
@@ -1100,7 +1059,7 @@
               <w:tab w:val="right" w:leader="dot" w:pos="9015"/>
             </w:tabs>
           </w:pPr>
-          <w:hyperlink w:anchor="_Toc1283462502">
+          <w:hyperlink w:anchor="_Toc1136851480">
             <w:r>
               <w:rPr>
                 <w:rStyle w:val="Hyperlink"/>
@@ -1114,7 +1073,7 @@
               <w:fldChar w:fldCharType="begin"/>
             </w:r>
             <w:r>
-              <w:instrText xml:space="preserve">PAGEREF _Toc1283462502 \h</w:instrText>
+              <w:instrText xml:space="preserve">PAGEREF _Toc1136851480 \h</w:instrText>
             </w:r>
             <w:r>
               <w:fldChar w:fldCharType="separate"/>
@@ -1123,7 +1082,7 @@
               <w:rPr>
                 <w:rStyle w:val="Hyperlink"/>
               </w:rPr>
-              <w:t>9</w:t>
+              <w:t>8</w:t>
             </w:r>
             <w:r>
               <w:fldChar w:fldCharType="end"/>
@@ -1137,7 +1096,7 @@
               <w:tab w:val="right" w:leader="dot" w:pos="9015"/>
             </w:tabs>
           </w:pPr>
-          <w:hyperlink w:anchor="_Toc1357626447">
+          <w:hyperlink w:anchor="_Toc1849200371">
             <w:r>
               <w:rPr>
                 <w:rStyle w:val="Hyperlink"/>
@@ -1151,7 +1110,7 @@
               <w:fldChar w:fldCharType="begin"/>
             </w:r>
             <w:r>
-              <w:instrText xml:space="preserve">PAGEREF _Toc1357626447 \h</w:instrText>
+              <w:instrText xml:space="preserve">PAGEREF _Toc1849200371 \h</w:instrText>
             </w:r>
             <w:r>
               <w:fldChar w:fldCharType="separate"/>
@@ -1160,7 +1119,7 @@
               <w:rPr>
                 <w:rStyle w:val="Hyperlink"/>
               </w:rPr>
-              <w:t>9</w:t>
+              <w:t>8</w:t>
             </w:r>
             <w:r>
               <w:fldChar w:fldCharType="end"/>
@@ -1174,7 +1133,7 @@
               <w:tab w:val="right" w:leader="dot" w:pos="9015"/>
             </w:tabs>
           </w:pPr>
-          <w:hyperlink w:anchor="_Toc1183588112">
+          <w:hyperlink w:anchor="_Toc1127714540">
             <w:r>
               <w:rPr>
                 <w:rStyle w:val="Hyperlink"/>
@@ -1188,7 +1147,7 @@
               <w:fldChar w:fldCharType="begin"/>
             </w:r>
             <w:r>
-              <w:instrText xml:space="preserve">PAGEREF _Toc1183588112 \h</w:instrText>
+              <w:instrText xml:space="preserve">PAGEREF _Toc1127714540 \h</w:instrText>
             </w:r>
             <w:r>
               <w:fldChar w:fldCharType="separate"/>
@@ -1197,7 +1156,7 @@
               <w:rPr>
                 <w:rStyle w:val="Hyperlink"/>
               </w:rPr>
-              <w:t>10</w:t>
+              <w:t>9</w:t>
             </w:r>
             <w:r>
               <w:fldChar w:fldCharType="end"/>
@@ -1211,7 +1170,7 @@
               <w:tab w:val="right" w:leader="dot" w:pos="9015"/>
             </w:tabs>
           </w:pPr>
-          <w:hyperlink w:anchor="_Toc1732442056">
+          <w:hyperlink w:anchor="_Toc1532455318">
             <w:r>
               <w:rPr>
                 <w:rStyle w:val="Hyperlink"/>
@@ -1225,7 +1184,7 @@
               <w:fldChar w:fldCharType="begin"/>
             </w:r>
             <w:r>
-              <w:instrText xml:space="preserve">PAGEREF _Toc1732442056 \h</w:instrText>
+              <w:instrText xml:space="preserve">PAGEREF _Toc1532455318 \h</w:instrText>
             </w:r>
             <w:r>
               <w:fldChar w:fldCharType="separate"/>
@@ -1234,7 +1193,7 @@
               <w:rPr>
                 <w:rStyle w:val="Hyperlink"/>
               </w:rPr>
-              <w:t>11</w:t>
+              <w:t>10</w:t>
             </w:r>
             <w:r>
               <w:fldChar w:fldCharType="end"/>
@@ -1248,7 +1207,7 @@
               <w:tab w:val="right" w:leader="dot" w:pos="9015"/>
             </w:tabs>
           </w:pPr>
-          <w:hyperlink w:anchor="_Toc1861619503">
+          <w:hyperlink w:anchor="_Toc128815343">
             <w:r>
               <w:rPr>
                 <w:rStyle w:val="Hyperlink"/>
@@ -1262,7 +1221,7 @@
               <w:fldChar w:fldCharType="begin"/>
             </w:r>
             <w:r>
-              <w:instrText xml:space="preserve">PAGEREF _Toc1861619503 \h</w:instrText>
+              <w:instrText xml:space="preserve">PAGEREF _Toc128815343 \h</w:instrText>
             </w:r>
             <w:r>
               <w:fldChar w:fldCharType="separate"/>
@@ -1285,7 +1244,7 @@
               <w:tab w:val="right" w:leader="dot" w:pos="9015"/>
             </w:tabs>
           </w:pPr>
-          <w:hyperlink w:anchor="_Toc759876145">
+          <w:hyperlink w:anchor="_Toc673440744">
             <w:r>
               <w:rPr>
                 <w:rStyle w:val="Hyperlink"/>
@@ -1299,7 +1258,7 @@
               <w:fldChar w:fldCharType="begin"/>
             </w:r>
             <w:r>
-              <w:instrText xml:space="preserve">PAGEREF _Toc759876145 \h</w:instrText>
+              <w:instrText xml:space="preserve">PAGEREF _Toc673440744 \h</w:instrText>
             </w:r>
             <w:r>
               <w:fldChar w:fldCharType="separate"/>
@@ -1321,9 +1280,8 @@
             <w:tabs>
               <w:tab w:val="right" w:leader="dot" w:pos="9015"/>
             </w:tabs>
-            <w:bidi w:val="0"/>
           </w:pPr>
-          <w:hyperlink w:anchor="_Toc278204920">
+          <w:hyperlink w:anchor="_Toc1948824074">
             <w:r>
               <w:rPr>
                 <w:rStyle w:val="Hyperlink"/>
@@ -1337,7 +1295,7 @@
               <w:fldChar w:fldCharType="begin"/>
             </w:r>
             <w:r>
-              <w:instrText xml:space="preserve">PAGEREF _Toc278204920 \h</w:instrText>
+              <w:instrText xml:space="preserve">PAGEREF _Toc1948824074 \h</w:instrText>
             </w:r>
             <w:r>
               <w:fldChar w:fldCharType="separate"/>
@@ -1346,7 +1304,7 @@
               <w:rPr>
                 <w:rStyle w:val="Hyperlink"/>
               </w:rPr>
-              <w:t>16</w:t>
+              <w:t>17</w:t>
             </w:r>
             <w:r>
               <w:fldChar w:fldCharType="end"/>
@@ -1359,9 +1317,8 @@
             <w:tabs>
               <w:tab w:val="right" w:leader="dot" w:pos="9015"/>
             </w:tabs>
-            <w:bidi w:val="0"/>
           </w:pPr>
-          <w:hyperlink w:anchor="_Toc741887516">
+          <w:hyperlink w:anchor="_Toc1409709740">
             <w:r>
               <w:rPr>
                 <w:rStyle w:val="Hyperlink"/>
@@ -1375,7 +1332,7 @@
               <w:fldChar w:fldCharType="begin"/>
             </w:r>
             <w:r>
-              <w:instrText xml:space="preserve">PAGEREF _Toc741887516 \h</w:instrText>
+              <w:instrText xml:space="preserve">PAGEREF _Toc1409709740 \h</w:instrText>
             </w:r>
             <w:r>
               <w:fldChar w:fldCharType="separate"/>
@@ -1384,7 +1341,7 @@
               <w:rPr>
                 <w:rStyle w:val="Hyperlink"/>
               </w:rPr>
-              <w:t>17</w:t>
+              <w:t>19</w:t>
             </w:r>
             <w:r>
               <w:fldChar w:fldCharType="end"/>
@@ -1397,9 +1354,8 @@
             <w:tabs>
               <w:tab w:val="right" w:leader="dot" w:pos="9015"/>
             </w:tabs>
-            <w:bidi w:val="0"/>
           </w:pPr>
-          <w:hyperlink w:anchor="_Toc1520664264">
+          <w:hyperlink w:anchor="_Toc1199026042">
             <w:r>
               <w:rPr>
                 <w:rStyle w:val="Hyperlink"/>
@@ -1413,7 +1369,7 @@
               <w:fldChar w:fldCharType="begin"/>
             </w:r>
             <w:r>
-              <w:instrText xml:space="preserve">PAGEREF _Toc1520664264 \h</w:instrText>
+              <w:instrText xml:space="preserve">PAGEREF _Toc1199026042 \h</w:instrText>
             </w:r>
             <w:r>
               <w:fldChar w:fldCharType="separate"/>
@@ -1422,7 +1378,7 @@
               <w:rPr>
                 <w:rStyle w:val="Hyperlink"/>
               </w:rPr>
-              <w:t>19</w:t>
+              <w:t>22</w:t>
             </w:r>
             <w:r>
               <w:fldChar w:fldCharType="end"/>
@@ -1435,9 +1391,8 @@
             <w:tabs>
               <w:tab w:val="right" w:leader="dot" w:pos="9015"/>
             </w:tabs>
-            <w:bidi w:val="0"/>
           </w:pPr>
-          <w:hyperlink w:anchor="_Toc985441217">
+          <w:hyperlink w:anchor="_Toc644525636">
             <w:r>
               <w:rPr>
                 <w:rStyle w:val="Hyperlink"/>
@@ -1451,7 +1406,7 @@
               <w:fldChar w:fldCharType="begin"/>
             </w:r>
             <w:r>
-              <w:instrText xml:space="preserve">PAGEREF _Toc985441217 \h</w:instrText>
+              <w:instrText xml:space="preserve">PAGEREF _Toc644525636 \h</w:instrText>
             </w:r>
             <w:r>
               <w:fldChar w:fldCharType="separate"/>
@@ -1460,7 +1415,7 @@
               <w:rPr>
                 <w:rStyle w:val="Hyperlink"/>
               </w:rPr>
-              <w:t>21</w:t>
+              <w:t>24</w:t>
             </w:r>
             <w:r>
               <w:fldChar w:fldCharType="end"/>
@@ -1473,9 +1428,8 @@
             <w:tabs>
               <w:tab w:val="right" w:leader="dot" w:pos="9015"/>
             </w:tabs>
-            <w:bidi w:val="0"/>
           </w:pPr>
-          <w:hyperlink w:anchor="_Toc1043738916">
+          <w:hyperlink w:anchor="_Toc1199201657">
             <w:r>
               <w:rPr>
                 <w:rStyle w:val="Hyperlink"/>
@@ -1489,7 +1443,7 @@
               <w:fldChar w:fldCharType="begin"/>
             </w:r>
             <w:r>
-              <w:instrText xml:space="preserve">PAGEREF _Toc1043738916 \h</w:instrText>
+              <w:instrText xml:space="preserve">PAGEREF _Toc1199201657 \h</w:instrText>
             </w:r>
             <w:r>
               <w:fldChar w:fldCharType="separate"/>
@@ -1498,7 +1452,7 @@
               <w:rPr>
                 <w:rStyle w:val="Hyperlink"/>
               </w:rPr>
-              <w:t>22</w:t>
+              <w:t>27</w:t>
             </w:r>
             <w:r>
               <w:fldChar w:fldCharType="end"/>
@@ -1511,9 +1465,8 @@
             <w:tabs>
               <w:tab w:val="right" w:leader="dot" w:pos="9015"/>
             </w:tabs>
-            <w:bidi w:val="0"/>
           </w:pPr>
-          <w:hyperlink w:anchor="_Toc241537372">
+          <w:hyperlink w:anchor="_Toc1794251753">
             <w:r>
               <w:rPr>
                 <w:rStyle w:val="Hyperlink"/>
@@ -1527,7 +1480,7 @@
               <w:fldChar w:fldCharType="begin"/>
             </w:r>
             <w:r>
-              <w:instrText xml:space="preserve">PAGEREF _Toc241537372 \h</w:instrText>
+              <w:instrText xml:space="preserve">PAGEREF _Toc1794251753 \h</w:instrText>
             </w:r>
             <w:r>
               <w:fldChar w:fldCharType="separate"/>
@@ -1536,7 +1489,44 @@
               <w:rPr>
                 <w:rStyle w:val="Hyperlink"/>
               </w:rPr>
-              <w:t>24</w:t>
+              <w:t>29</w:t>
+            </w:r>
+            <w:r>
+              <w:fldChar w:fldCharType="end"/>
+            </w:r>
+          </w:hyperlink>
+        </w:p>
+        <w:p>
+          <w:pPr>
+            <w:pStyle w:val="TOC1"/>
+            <w:tabs>
+              <w:tab w:val="right" w:leader="dot" w:pos="9015"/>
+            </w:tabs>
+          </w:pPr>
+          <w:hyperlink w:anchor="_Toc555606010">
+            <w:r>
+              <w:rPr>
+                <w:rStyle w:val="Hyperlink"/>
+              </w:rPr>
+              <w:t>Бизнес кейс</w:t>
+            </w:r>
+            <w:r>
+              <w:tab/>
+            </w:r>
+            <w:r>
+              <w:fldChar w:fldCharType="begin"/>
+            </w:r>
+            <w:r>
+              <w:instrText xml:space="preserve">PAGEREF _Toc555606010 \h</w:instrText>
+            </w:r>
+            <w:r>
+              <w:fldChar w:fldCharType="separate"/>
+            </w:r>
+            <w:r>
+              <w:rPr>
+                <w:rStyle w:val="Hyperlink"/>
+              </w:rPr>
+              <w:t>31</w:t>
             </w:r>
             <w:r>
               <w:fldChar w:fldCharType="end"/>
@@ -1551,7 +1541,45 @@
             </w:tabs>
             <w:bidi w:val="0"/>
           </w:pPr>
-          <w:hyperlink w:anchor="_Toc1965312283">
+          <w:hyperlink w:anchor="_Toc1021313054">
+            <w:r>
+              <w:rPr>
+                <w:rStyle w:val="Hyperlink"/>
+              </w:rPr>
+              <w:t>Итоговая работа</w:t>
+            </w:r>
+            <w:r>
+              <w:tab/>
+            </w:r>
+            <w:r>
+              <w:fldChar w:fldCharType="begin"/>
+            </w:r>
+            <w:r>
+              <w:instrText xml:space="preserve">PAGEREF _Toc1021313054 \h</w:instrText>
+            </w:r>
+            <w:r>
+              <w:fldChar w:fldCharType="separate"/>
+            </w:r>
+            <w:r>
+              <w:rPr>
+                <w:rStyle w:val="Hyperlink"/>
+              </w:rPr>
+              <w:t>32</w:t>
+            </w:r>
+            <w:r>
+              <w:fldChar w:fldCharType="end"/>
+            </w:r>
+          </w:hyperlink>
+        </w:p>
+        <w:p>
+          <w:pPr>
+            <w:pStyle w:val="TOC1"/>
+            <w:tabs>
+              <w:tab w:val="right" w:leader="dot" w:pos="9015"/>
+            </w:tabs>
+            <w:bidi w:val="0"/>
+          </w:pPr>
+          <w:hyperlink w:anchor="_Toc2101378123">
             <w:r>
               <w:rPr>
                 <w:rStyle w:val="Hyperlink"/>
@@ -1565,7 +1593,7 @@
               <w:fldChar w:fldCharType="begin"/>
             </w:r>
             <w:r>
-              <w:instrText xml:space="preserve">PAGEREF _Toc1965312283 \h</w:instrText>
+              <w:instrText xml:space="preserve">PAGEREF _Toc2101378123 \h</w:instrText>
             </w:r>
             <w:r>
               <w:fldChar w:fldCharType="separate"/>
@@ -1574,7 +1602,7 @@
               <w:rPr>
                 <w:rStyle w:val="Hyperlink"/>
               </w:rPr>
-              <w:t>25</w:t>
+              <w:t>33</w:t>
             </w:r>
             <w:r>
               <w:fldChar w:fldCharType="end"/>
@@ -1582,6 +1610,47 @@
           </w:hyperlink>
         </w:p>
         <w:p>
+          <w:pPr>
+            <w:pStyle w:val="TOC1"/>
+            <w:tabs>
+              <w:tab w:val="right" w:leader="dot" w:pos="9015"/>
+            </w:tabs>
+            <w:bidi w:val="0"/>
+          </w:pPr>
+          <w:hyperlink w:anchor="_Toc1001218408">
+            <w:r>
+              <w:rPr>
+                <w:rStyle w:val="Hyperlink"/>
+              </w:rPr>
+              <w:t>Используемые материалы</w:t>
+            </w:r>
+            <w:r>
+              <w:tab/>
+            </w:r>
+            <w:r>
+              <w:fldChar w:fldCharType="begin"/>
+            </w:r>
+            <w:r>
+              <w:instrText xml:space="preserve">PAGEREF _Toc1001218408 \h</w:instrText>
+            </w:r>
+            <w:r>
+              <w:fldChar w:fldCharType="separate"/>
+            </w:r>
+            <w:r>
+              <w:rPr>
+                <w:rStyle w:val="Hyperlink"/>
+              </w:rPr>
+              <w:t>35</w:t>
+            </w:r>
+            <w:r>
+              <w:fldChar w:fldCharType="end"/>
+            </w:r>
+          </w:hyperlink>
+        </w:p>
+        <w:p>
+          <w:pPr>
+            <w:spacing w:after="0" w:line="360" w:lineRule="auto"/>
+          </w:pPr>
           <w:r>
             <w:fldChar w:fldCharType="end"/>
           </w:r>
@@ -1590,67 +1659,37 @@
     </w:sdt>
     <w:p>
       <w:pPr>
-        <w:spacing w:after="160" w:line="360" w:lineRule="auto"/>
+        <w:spacing w:line="360" w:lineRule="auto"/>
+        <w:rPr>
+          <w:b w:val="0"/>
+          <w:bCs w:val="0"/>
+        </w:rPr>
+      </w:pPr>
+      <w:r>
+        <w:rPr>
+          <w:b w:val="0"/>
+          <w:bCs w:val="0"/>
+        </w:rPr>
+        <w:br w:type="page"/>
+      </w:r>
+    </w:p>
+    <w:p>
+      <w:pPr>
+        <w:pStyle w:val="Heading1"/>
         <w:jc w:val="center"/>
         <w:rPr>
           <w:rFonts w:ascii="Times New Roman" w:hAnsi="Times New Roman" w:eastAsia="Times New Roman" w:cs="Times New Roman"/>
-          <w:b w:val="0"/>
-          <w:bCs w:val="0"/>
-          <w:i w:val="0"/>
-          <w:iCs w:val="0"/>
-          <w:caps w:val="0"/>
-          <w:smallCaps w:val="0"/>
-          <w:noProof w:val="0"/>
-          <w:color w:val="000000" w:themeColor="text1" w:themeTint="FF" w:themeShade="FF"/>
+          <w:b w:val="1"/>
+          <w:bCs w:val="1"/>
+          <w:noProof w:val="0"/>
           <w:sz w:val="32"/>
           <w:szCs w:val="32"/>
           <w:lang w:val="ru-RU"/>
         </w:rPr>
       </w:pPr>
-    </w:p>
-    <w:p>
-      <w:pPr>
-        <w:pStyle w:val="Normal"/>
-        <w:spacing w:after="0" w:line="360" w:lineRule="auto"/>
-        <w:jc w:val="center"/>
-        <w:rPr>
-          <w:rFonts w:ascii="Times New Roman" w:hAnsi="Times New Roman" w:eastAsia="Times New Roman" w:cs="Times New Roman"/>
-          <w:b w:val="0"/>
-          <w:bCs w:val="0"/>
-          <w:i w:val="0"/>
-          <w:iCs w:val="0"/>
-          <w:caps w:val="0"/>
-          <w:smallCaps w:val="0"/>
-          <w:noProof w:val="0"/>
-          <w:color w:val="000000" w:themeColor="text1" w:themeTint="FF" w:themeShade="FF"/>
-          <w:sz w:val="28"/>
-          <w:szCs w:val="28"/>
-          <w:lang w:val="ru-RU"/>
-        </w:rPr>
-      </w:pPr>
-    </w:p>
-    <w:p>
-      <w:pPr>
-        <w:spacing w:line="360" w:lineRule="auto"/>
-        <w:rPr>
-          <w:b w:val="0"/>
-          <w:bCs w:val="0"/>
-        </w:rPr>
-      </w:pPr>
-      <w:r>
-        <w:rPr>
-          <w:b w:val="0"/>
-          <w:bCs w:val="0"/>
-        </w:rPr>
-        <w:br w:type="page"/>
-      </w:r>
-    </w:p>
-    <w:p>
-      <w:pPr>
-        <w:pStyle w:val="Heading1"/>
-        <w:jc w:val="center"/>
-        <w:rPr>
-          <w:rFonts w:ascii="Times New Roman" w:hAnsi="Times New Roman" w:eastAsia="Times New Roman" w:cs="Times New Roman"/>
+      <w:bookmarkStart w:name="_Toc329358772" w:id="1096595980"/>
+      <w:r>
+        <w:rPr>
           <w:b w:val="1"/>
           <w:bCs w:val="1"/>
           <w:noProof w:val="0"/>
@@ -1658,20 +1697,9 @@
           <w:szCs w:val="32"/>
           <w:lang w:val="ru-RU"/>
         </w:rPr>
-      </w:pPr>
-      <w:bookmarkStart w:name="_Toc661592436" w:id="1049674771"/>
-      <w:r>
-        <w:rPr>
-          <w:b w:val="1"/>
-          <w:bCs w:val="1"/>
-          <w:noProof w:val="0"/>
-          <w:sz w:val="32"/>
-          <w:szCs w:val="32"/>
-          <w:lang w:val="ru-RU"/>
-        </w:rPr>
         <w:t>Введение</w:t>
       </w:r>
-      <w:bookmarkEnd w:id="1049674771"/>
+      <w:bookmarkEnd w:id="1096595980"/>
     </w:p>
     <w:p>
       <w:pPr>
@@ -1889,7 +1917,7 @@
           <w:lang w:val="ru-RU"/>
         </w:rPr>
       </w:pPr>
-      <w:bookmarkStart w:name="_Toc1572789366" w:id="415264530"/>
+      <w:bookmarkStart w:name="_Toc1332128584" w:id="139333898"/>
       <w:r>
         <w:rPr>
           <w:b w:val="0"/>
@@ -1899,7 +1927,7 @@
         </w:rPr>
         <w:t>1. Теоретическая часть</w:t>
       </w:r>
-      <w:bookmarkEnd w:id="415264530"/>
+      <w:bookmarkEnd w:id="139333898"/>
     </w:p>
     <w:p>
       <w:pPr>
@@ -1917,7 +1945,7 @@
           <w:lang w:val="ru-RU"/>
         </w:rPr>
       </w:pPr>
-      <w:bookmarkStart w:name="_Toc1310747948" w:id="816630669"/>
+      <w:bookmarkStart w:name="_Toc618696034" w:id="235111333"/>
       <w:r>
         <w:rPr>
           <w:b w:val="0"/>
@@ -1927,7 +1955,7 @@
         </w:rPr>
         <w:t>1.1 Среда разработки Android Studio</w:t>
       </w:r>
-      <w:bookmarkEnd w:id="816630669"/>
+      <w:bookmarkEnd w:id="235111333"/>
     </w:p>
     <w:p>
       <w:pPr>
@@ -2400,7 +2428,7 @@
           <w:lang w:val="ru-RU"/>
         </w:rPr>
       </w:pPr>
-      <w:bookmarkStart w:name="_Toc747597386" w:id="1048127757"/>
+      <w:bookmarkStart w:name="_Toc471977697" w:id="1003018950"/>
       <w:r>
         <w:rPr>
           <w:rFonts w:ascii="Times New Roman" w:hAnsi="Times New Roman" w:eastAsia="Times New Roman" w:cs="Times New Roman" w:asciiTheme="minorAscii" w:hAnsiTheme="minorAscii" w:eastAsiaTheme="minorAscii" w:cstheme="minorAscii"/>
@@ -2413,7 +2441,7 @@
         </w:rPr>
         <w:t>1.3 Библиотека Material Design</w:t>
       </w:r>
-      <w:bookmarkEnd w:id="1048127757"/>
+      <w:bookmarkEnd w:id="1003018950"/>
     </w:p>
     <w:p>
       <w:pPr>
@@ -2509,7 +2537,7 @@
           <w:lang w:val="ru-RU"/>
         </w:rPr>
       </w:pPr>
-      <w:bookmarkStart w:name="_Toc1894892652" w:id="700719401"/>
+      <w:bookmarkStart w:name="_Toc804606353" w:id="289593338"/>
       <w:r>
         <w:rPr>
           <w:rFonts w:ascii="Times New Roman" w:hAnsi="Times New Roman" w:eastAsia="Times New Roman" w:cs="Times New Roman" w:asciiTheme="minorAscii" w:hAnsiTheme="minorAscii" w:eastAsiaTheme="minorAscii" w:cstheme="minorAscii"/>
@@ -2522,7 +2550,7 @@
         </w:rPr>
         <w:t>1.4 Firebase</w:t>
       </w:r>
-      <w:bookmarkEnd w:id="700719401"/>
+      <w:bookmarkEnd w:id="289593338"/>
     </w:p>
     <w:p>
       <w:pPr>
@@ -2708,7 +2736,7 @@
           <w:lang w:val="ru-RU"/>
         </w:rPr>
       </w:pPr>
-      <w:bookmarkStart w:name="_Toc1864959956" w:id="1354781667"/>
+      <w:bookmarkStart w:name="_Toc428119712" w:id="212561291"/>
       <w:r>
         <w:rPr>
           <w:rFonts w:ascii="Times New Roman" w:hAnsi="Times New Roman" w:eastAsia="Times New Roman" w:cs="Times New Roman" w:asciiTheme="minorAscii" w:hAnsiTheme="minorAscii" w:eastAsiaTheme="minorAscii" w:cstheme="minorAscii"/>
@@ -2721,7 +2749,7 @@
         </w:rPr>
         <w:t>1.5 Воспроизведение аудио с помощью AndroidX Media3 ExoPlayer</w:t>
       </w:r>
-      <w:bookmarkEnd w:id="1354781667"/>
+      <w:bookmarkEnd w:id="212561291"/>
     </w:p>
     <w:p>
       <w:pPr>
@@ -2892,7 +2920,7 @@
           <w:lang w:val="ru-RU"/>
         </w:rPr>
       </w:pPr>
-      <w:bookmarkStart w:name="_Toc2073329628" w:id="975963220"/>
+      <w:bookmarkStart w:name="_Toc48389069" w:id="817720666"/>
       <w:r>
         <w:rPr>
           <w:rFonts w:ascii="Times New Roman" w:hAnsi="Times New Roman" w:eastAsia="Times New Roman" w:cs="Times New Roman" w:asciiTheme="minorAscii" w:hAnsiTheme="minorAscii" w:eastAsiaTheme="minorAscii" w:cstheme="minorAscii"/>
@@ -2905,7 +2933,7 @@
         </w:rPr>
         <w:t>1.6 Работа с данными и модельный слой</w:t>
       </w:r>
-      <w:bookmarkEnd w:id="975963220"/>
+      <w:bookmarkEnd w:id="817720666"/>
     </w:p>
     <w:p>
       <w:pPr>
@@ -3076,7 +3104,7 @@
           <w:lang w:val="ru-RU"/>
         </w:rPr>
       </w:pPr>
-      <w:bookmarkStart w:name="_Toc1283462502" w:id="1885705275"/>
+      <w:bookmarkStart w:name="_Toc1136851480" w:id="1041260026"/>
       <w:r>
         <w:rPr>
           <w:rFonts w:ascii="Times New Roman" w:hAnsi="Times New Roman" w:eastAsia="Times New Roman" w:cs="Times New Roman" w:asciiTheme="minorAscii" w:hAnsiTheme="minorAscii" w:eastAsiaTheme="minorAscii" w:cstheme="minorAscii"/>
@@ -3089,7 +3117,7 @@
         </w:rPr>
         <w:t>1.7 RecyclerView и адаптеры</w:t>
       </w:r>
-      <w:bookmarkEnd w:id="1885705275"/>
+      <w:bookmarkEnd w:id="1041260026"/>
     </w:p>
     <w:p>
       <w:pPr>
@@ -3236,7 +3264,7 @@
           <w:lang w:val="ru-RU"/>
         </w:rPr>
       </w:pPr>
-      <w:bookmarkStart w:name="_Toc1357626447" w:id="1059313858"/>
+      <w:bookmarkStart w:name="_Toc1849200371" w:id="789966675"/>
       <w:r>
         <w:rPr>
           <w:rFonts w:ascii="Times New Roman" w:hAnsi="Times New Roman" w:eastAsia="Times New Roman" w:cs="Times New Roman" w:asciiTheme="minorAscii" w:hAnsiTheme="minorAscii" w:eastAsiaTheme="minorAscii" w:cstheme="minorAscii"/>
@@ -3249,7 +3277,7 @@
         </w:rPr>
         <w:t>1.8 Архитектура и взаимодействие компонентов</w:t>
       </w:r>
-      <w:bookmarkEnd w:id="1059313858"/>
+      <w:bookmarkEnd w:id="789966675"/>
     </w:p>
     <w:p>
       <w:pPr>
@@ -3624,7 +3652,7 @@
           <w:lang w:val="ru-RU"/>
         </w:rPr>
       </w:pPr>
-      <w:bookmarkStart w:name="_Toc1183588112" w:id="1705561805"/>
+      <w:bookmarkStart w:name="_Toc1127714540" w:id="1821680322"/>
       <w:r>
         <w:rPr>
           <w:b w:val="0"/>
@@ -3634,7 +3662,7 @@
         </w:rPr>
         <w:t>2 Практическая часть</w:t>
       </w:r>
-      <w:bookmarkEnd w:id="1705561805"/>
+      <w:bookmarkEnd w:id="1821680322"/>
     </w:p>
     <w:p>
       <w:pPr>
@@ -3647,7 +3675,7 @@
           <w:lang w:val="ru-RU"/>
         </w:rPr>
       </w:pPr>
-      <w:bookmarkStart w:name="_Toc1732442056" w:id="1782123937"/>
+      <w:bookmarkStart w:name="_Toc1532455318" w:id="1306266235"/>
       <w:r>
         <w:rPr>
           <w:b w:val="0"/>
@@ -3657,7 +3685,7 @@
         </w:rPr>
         <w:t>2.1 Структура проекта</w:t>
       </w:r>
-      <w:bookmarkEnd w:id="1782123937"/>
+      <w:bookmarkEnd w:id="1306266235"/>
     </w:p>
     <w:p>
       <w:pPr>
@@ -3691,15 +3719,6 @@
       <w:pPr>
         <w:spacing w:before="240" w:beforeAutospacing="off" w:after="240" w:afterAutospacing="off" w:line="360" w:lineRule="auto"/>
         <w:jc w:val="both"/>
-        <w:rPr>
-          <w:rFonts w:ascii="Times New Roman" w:hAnsi="Times New Roman" w:eastAsia="Times New Roman" w:cs="Times New Roman"/>
-          <w:b w:val="0"/>
-          <w:bCs w:val="0"/>
-          <w:noProof w:val="0"/>
-          <w:sz w:val="28"/>
-          <w:szCs w:val="28"/>
-          <w:lang w:val="ru-RU"/>
-        </w:rPr>
       </w:pPr>
       <w:r>
         <w:rPr>
@@ -3760,6 +3779,56 @@
           <w:lang w:val="ru-RU"/>
         </w:rPr>
         <w:t>, которая управляет отображением главной страницы, раздела прослушивания и профиля пользователя.</w:t>
+      </w:r>
+    </w:p>
+    <w:p>
+      <w:pPr>
+        <w:pStyle w:val="Normal"/>
+        <w:spacing w:before="240" w:beforeAutospacing="off" w:after="240" w:afterAutospacing="off" w:line="360" w:lineRule="auto"/>
+        <w:jc w:val="center"/>
+      </w:pPr>
+      <w:r>
+        <w:drawing>
+          <wp:inline wp14:editId="1911071F" wp14:anchorId="7C1E2007">
+            <wp:extent cx="1590586" cy="4448797"/>
+            <wp:effectExtent l="0" t="0" r="0" b="0"/>
+            <wp:docPr id="674963506" name="drawing"/>
+            <wp:cNvGraphicFramePr>
+              <a:graphicFrameLocks noChangeAspect="1"/>
+            </wp:cNvGraphicFramePr>
+            <a:graphic>
+              <a:graphicData xmlns:a="http://schemas.openxmlformats.org/drawingml/2006/main" uri="http://schemas.openxmlformats.org/drawingml/2006/picture">
+                <pic:pic xmlns:pic="http://schemas.openxmlformats.org/drawingml/2006/picture">
+                  <pic:nvPicPr>
+                    <pic:cNvPr id="674963506" name="Picture 674963506"/>
+                    <pic:cNvPicPr/>
+                  </pic:nvPicPr>
+                  <pic:blipFill>
+                    <a:blip xmlns:r="http://schemas.openxmlformats.org/officeDocument/2006/relationships" r:embed="rId1126070815">
+                      <a:extLst>
+                        <a:ext uri="{28A0092B-C50C-407E-A947-70E740481C1C}">
+                          <a14:useLocalDpi xmlns:a14="http://schemas.microsoft.com/office/drawing/2010/main"/>
+                        </a:ext>
+                      </a:extLst>
+                    </a:blip>
+                    <a:stretch>
+                      <a:fillRect/>
+                    </a:stretch>
+                  </pic:blipFill>
+                  <pic:spPr>
+                    <a:xfrm rot="0">
+                      <a:off x="0" y="0"/>
+                      <a:ext cx="1590586" cy="4448797"/>
+                    </a:xfrm>
+                    <a:prstGeom prst="rect">
+                      <a:avLst/>
+                    </a:prstGeom>
+                  </pic:spPr>
+                </pic:pic>
+              </a:graphicData>
+            </a:graphic>
+          </wp:inline>
+        </w:drawing>
       </w:r>
     </w:p>
     <w:p>
@@ -4601,7 +4670,7 @@
           <w:lang w:val="ru-RU"/>
         </w:rPr>
       </w:pPr>
-      <w:bookmarkStart w:name="_Toc1861619503" w:id="335323689"/>
+      <w:bookmarkStart w:name="_Toc128815343" w:id="2002021889"/>
       <w:r>
         <w:rPr>
           <w:noProof w:val="0"/>
@@ -4609,7 +4678,7 @@
         </w:rPr>
         <w:t>2.2 Реализация регистрации и авторизации</w:t>
       </w:r>
-      <w:bookmarkEnd w:id="335323689"/>
+      <w:bookmarkEnd w:id="2002021889"/>
     </w:p>
     <w:p>
       <w:pPr>
@@ -4662,6 +4731,56 @@
     </w:p>
     <w:p>
       <w:pPr>
+        <w:pStyle w:val="Normal"/>
+        <w:spacing w:before="240" w:beforeAutospacing="off" w:after="240" w:afterAutospacing="off" w:line="360" w:lineRule="auto"/>
+        <w:jc w:val="center"/>
+      </w:pPr>
+      <w:r>
+        <w:drawing>
+          <wp:inline wp14:editId="6A92911E" wp14:anchorId="5EB2E041">
+            <wp:extent cx="5077534" cy="2981741"/>
+            <wp:effectExtent l="0" t="0" r="0" b="0"/>
+            <wp:docPr id="682192474" name="drawing"/>
+            <wp:cNvGraphicFramePr>
+              <a:graphicFrameLocks noChangeAspect="1"/>
+            </wp:cNvGraphicFramePr>
+            <a:graphic>
+              <a:graphicData xmlns:a="http://schemas.openxmlformats.org/drawingml/2006/main" uri="http://schemas.openxmlformats.org/drawingml/2006/picture">
+                <pic:pic xmlns:pic="http://schemas.openxmlformats.org/drawingml/2006/picture">
+                  <pic:nvPicPr>
+                    <pic:cNvPr id="682192474" name="Picture 682192474"/>
+                    <pic:cNvPicPr/>
+                  </pic:nvPicPr>
+                  <pic:blipFill>
+                    <a:blip xmlns:r="http://schemas.openxmlformats.org/officeDocument/2006/relationships" r:embed="rId1173441895">
+                      <a:extLst>
+                        <a:ext uri="{28A0092B-C50C-407E-A947-70E740481C1C}">
+                          <a14:useLocalDpi xmlns:a14="http://schemas.microsoft.com/office/drawing/2010/main"/>
+                        </a:ext>
+                      </a:extLst>
+                    </a:blip>
+                    <a:stretch>
+                      <a:fillRect/>
+                    </a:stretch>
+                  </pic:blipFill>
+                  <pic:spPr>
+                    <a:xfrm>
+                      <a:off x="0" y="0"/>
+                      <a:ext cx="5077534" cy="2981741"/>
+                    </a:xfrm>
+                    <a:prstGeom prst="rect">
+                      <a:avLst/>
+                    </a:prstGeom>
+                  </pic:spPr>
+                </pic:pic>
+              </a:graphicData>
+            </a:graphic>
+          </wp:inline>
+        </w:drawing>
+      </w:r>
+    </w:p>
+    <w:p>
+      <w:pPr>
         <w:spacing w:before="240" w:beforeAutospacing="off" w:after="240" w:afterAutospacing="off" w:line="360" w:lineRule="auto"/>
         <w:jc w:val="both"/>
       </w:pPr>
@@ -4710,6 +4829,56 @@
     </w:p>
     <w:p>
       <w:pPr>
+        <w:pStyle w:val="Normal"/>
+        <w:spacing w:before="240" w:beforeAutospacing="off" w:after="240" w:afterAutospacing="off" w:line="360" w:lineRule="auto"/>
+        <w:jc w:val="center"/>
+      </w:pPr>
+      <w:r>
+        <w:drawing>
+          <wp:inline wp14:editId="2472003D" wp14:anchorId="455A3AE7">
+            <wp:extent cx="5572903" cy="3534268"/>
+            <wp:effectExtent l="0" t="0" r="0" b="0"/>
+            <wp:docPr id="601545444" name="drawing"/>
+            <wp:cNvGraphicFramePr>
+              <a:graphicFrameLocks noChangeAspect="1"/>
+            </wp:cNvGraphicFramePr>
+            <a:graphic>
+              <a:graphicData xmlns:a="http://schemas.openxmlformats.org/drawingml/2006/main" uri="http://schemas.openxmlformats.org/drawingml/2006/picture">
+                <pic:pic xmlns:pic="http://schemas.openxmlformats.org/drawingml/2006/picture">
+                  <pic:nvPicPr>
+                    <pic:cNvPr id="601545444" name="Picture 601545444"/>
+                    <pic:cNvPicPr/>
+                  </pic:nvPicPr>
+                  <pic:blipFill>
+                    <a:blip xmlns:r="http://schemas.openxmlformats.org/officeDocument/2006/relationships" r:embed="rId1809893386">
+                      <a:extLst>
+                        <a:ext uri="{28A0092B-C50C-407E-A947-70E740481C1C}">
+                          <a14:useLocalDpi xmlns:a14="http://schemas.microsoft.com/office/drawing/2010/main"/>
+                        </a:ext>
+                      </a:extLst>
+                    </a:blip>
+                    <a:stretch>
+                      <a:fillRect/>
+                    </a:stretch>
+                  </pic:blipFill>
+                  <pic:spPr>
+                    <a:xfrm>
+                      <a:off x="0" y="0"/>
+                      <a:ext cx="5572903" cy="3534268"/>
+                    </a:xfrm>
+                    <a:prstGeom prst="rect">
+                      <a:avLst/>
+                    </a:prstGeom>
+                  </pic:spPr>
+                </pic:pic>
+              </a:graphicData>
+            </a:graphic>
+          </wp:inline>
+        </w:drawing>
+      </w:r>
+    </w:p>
+    <w:p>
+      <w:pPr>
         <w:spacing w:before="240" w:beforeAutospacing="off" w:after="240" w:afterAutospacing="off" w:line="360" w:lineRule="auto"/>
         <w:jc w:val="both"/>
       </w:pPr>
@@ -4732,7 +4901,7 @@
           <w:lang w:val="ru-RU"/>
         </w:rPr>
       </w:pPr>
-      <w:bookmarkStart w:name="_Toc759876145" w:id="1712975649"/>
+      <w:bookmarkStart w:name="_Toc673440744" w:id="806548994"/>
       <w:r>
         <w:rPr>
           <w:noProof w:val="0"/>
@@ -4740,7 +4909,7 @@
         </w:rPr>
         <w:t>2.3 Работа с базой данных</w:t>
       </w:r>
-      <w:bookmarkEnd w:id="1712975649"/>
+      <w:bookmarkEnd w:id="806548994"/>
     </w:p>
     <w:p>
       <w:pPr>
@@ -4777,6 +4946,56 @@
     </w:p>
     <w:p>
       <w:pPr>
+        <w:pStyle w:val="Normal"/>
+        <w:spacing w:before="240" w:beforeAutospacing="off" w:after="240" w:afterAutospacing="off" w:line="360" w:lineRule="auto"/>
+        <w:jc w:val="center"/>
+      </w:pPr>
+      <w:r>
+        <w:drawing>
+          <wp:inline wp14:editId="71CA57D5" wp14:anchorId="625ADEC1">
+            <wp:extent cx="3295650" cy="5724525"/>
+            <wp:effectExtent l="0" t="0" r="0" b="0"/>
+            <wp:docPr id="971747821" name="drawing"/>
+            <wp:cNvGraphicFramePr>
+              <a:graphicFrameLocks noChangeAspect="1"/>
+            </wp:cNvGraphicFramePr>
+            <a:graphic>
+              <a:graphicData xmlns:a="http://schemas.openxmlformats.org/drawingml/2006/main" uri="http://schemas.openxmlformats.org/drawingml/2006/picture">
+                <pic:pic xmlns:pic="http://schemas.openxmlformats.org/drawingml/2006/picture">
+                  <pic:nvPicPr>
+                    <pic:cNvPr id="971747821" name="Picture 971747821"/>
+                    <pic:cNvPicPr/>
+                  </pic:nvPicPr>
+                  <pic:blipFill>
+                    <a:blip xmlns:r="http://schemas.openxmlformats.org/officeDocument/2006/relationships" r:embed="rId1448781137">
+                      <a:extLst>
+                        <a:ext uri="{28A0092B-C50C-407E-A947-70E740481C1C}">
+                          <a14:useLocalDpi xmlns:a14="http://schemas.microsoft.com/office/drawing/2010/main"/>
+                        </a:ext>
+                      </a:extLst>
+                    </a:blip>
+                    <a:stretch>
+                      <a:fillRect/>
+                    </a:stretch>
+                  </pic:blipFill>
+                  <pic:spPr>
+                    <a:xfrm>
+                      <a:off x="0" y="0"/>
+                      <a:ext cx="3295650" cy="5724525"/>
+                    </a:xfrm>
+                    <a:prstGeom prst="rect">
+                      <a:avLst/>
+                    </a:prstGeom>
+                  </pic:spPr>
+                </pic:pic>
+              </a:graphicData>
+            </a:graphic>
+          </wp:inline>
+        </w:drawing>
+      </w:r>
+    </w:p>
+    <w:p>
+      <w:pPr>
         <w:spacing w:before="240" w:beforeAutospacing="off" w:after="240" w:afterAutospacing="off" w:line="360" w:lineRule="auto"/>
         <w:jc w:val="both"/>
       </w:pPr>
@@ -4978,7 +5197,7 @@
           <w:lang w:val="ru-RU"/>
         </w:rPr>
       </w:pPr>
-      <w:bookmarkStart w:name="_Toc278204920" w:id="953453843"/>
+      <w:bookmarkStart w:name="_Toc1948824074" w:id="1126579455"/>
       <w:r>
         <w:rPr>
           <w:noProof w:val="0"/>
@@ -4986,7 +5205,7 @@
         </w:rPr>
         <w:t>2.4 Реализация главного экрана</w:t>
       </w:r>
-      <w:bookmarkEnd w:id="953453843"/>
+      <w:bookmarkEnd w:id="1126579455"/>
     </w:p>
     <w:p>
       <w:pPr>
@@ -5016,13 +5235,6 @@
       <w:pPr>
         <w:spacing w:before="240" w:beforeAutospacing="off" w:after="240" w:afterAutospacing="off" w:line="360" w:lineRule="auto"/>
         <w:jc w:val="both"/>
-        <w:rPr>
-          <w:rFonts w:ascii="Times New Roman" w:hAnsi="Times New Roman" w:eastAsia="Times New Roman" w:cs="Times New Roman"/>
-          <w:noProof w:val="0"/>
-          <w:sz w:val="28"/>
-          <w:szCs w:val="28"/>
-          <w:lang w:val="ru-RU"/>
-        </w:rPr>
       </w:pPr>
       <w:r>
         <w:rPr>
@@ -5037,6 +5249,56 @@
     </w:p>
     <w:p>
       <w:pPr>
+        <w:pStyle w:val="Normal"/>
+        <w:spacing w:before="240" w:beforeAutospacing="off" w:after="240" w:afterAutospacing="off" w:line="360" w:lineRule="auto"/>
+        <w:jc w:val="center"/>
+      </w:pPr>
+      <w:r>
+        <w:drawing>
+          <wp:inline wp14:editId="762151A8" wp14:anchorId="2366829F">
+            <wp:extent cx="2943636" cy="5315692"/>
+            <wp:effectExtent l="0" t="0" r="0" b="0"/>
+            <wp:docPr id="501892185" name="drawing"/>
+            <wp:cNvGraphicFramePr>
+              <a:graphicFrameLocks noChangeAspect="1"/>
+            </wp:cNvGraphicFramePr>
+            <a:graphic>
+              <a:graphicData xmlns:a="http://schemas.openxmlformats.org/drawingml/2006/main" uri="http://schemas.openxmlformats.org/drawingml/2006/picture">
+                <pic:pic xmlns:pic="http://schemas.openxmlformats.org/drawingml/2006/picture">
+                  <pic:nvPicPr>
+                    <pic:cNvPr id="501892185" name="Picture 501892185"/>
+                    <pic:cNvPicPr/>
+                  </pic:nvPicPr>
+                  <pic:blipFill>
+                    <a:blip xmlns:r="http://schemas.openxmlformats.org/officeDocument/2006/relationships" r:embed="rId153786407">
+                      <a:extLst>
+                        <a:ext uri="{28A0092B-C50C-407E-A947-70E740481C1C}">
+                          <a14:useLocalDpi xmlns:a14="http://schemas.microsoft.com/office/drawing/2010/main"/>
+                        </a:ext>
+                      </a:extLst>
+                    </a:blip>
+                    <a:stretch>
+                      <a:fillRect/>
+                    </a:stretch>
+                  </pic:blipFill>
+                  <pic:spPr>
+                    <a:xfrm>
+                      <a:off x="0" y="0"/>
+                      <a:ext cx="2943636" cy="5315692"/>
+                    </a:xfrm>
+                    <a:prstGeom prst="rect">
+                      <a:avLst/>
+                    </a:prstGeom>
+                  </pic:spPr>
+                </pic:pic>
+              </a:graphicData>
+            </a:graphic>
+          </wp:inline>
+        </w:drawing>
+      </w:r>
+    </w:p>
+    <w:p>
+      <w:pPr>
         <w:spacing w:before="240" w:beforeAutospacing="off" w:after="240" w:afterAutospacing="off" w:line="360" w:lineRule="auto"/>
         <w:jc w:val="both"/>
         <w:rPr>
@@ -5297,7 +5559,7 @@
           <w:lang w:val="ru-RU"/>
         </w:rPr>
       </w:pPr>
-      <w:bookmarkStart w:name="_Toc741887516" w:id="2094586534"/>
+      <w:bookmarkStart w:name="_Toc1409709740" w:id="291326961"/>
       <w:r>
         <w:rPr>
           <w:noProof w:val="0"/>
@@ -5305,20 +5567,13 @@
         </w:rPr>
         <w:t>2.5 Отображение музыкальных композиций</w:t>
       </w:r>
-      <w:bookmarkEnd w:id="2094586534"/>
+      <w:bookmarkEnd w:id="291326961"/>
     </w:p>
     <w:p>
       <w:pPr>
         <w:spacing w:before="240" w:beforeAutospacing="off" w:after="240" w:afterAutospacing="off" w:line="360" w:lineRule="auto"/>
         <w:ind w:firstLine="708"/>
         <w:jc w:val="both"/>
-        <w:rPr>
-          <w:rFonts w:ascii="Times New Roman" w:hAnsi="Times New Roman" w:eastAsia="Times New Roman" w:cs="Times New Roman"/>
-          <w:noProof w:val="0"/>
-          <w:sz w:val="28"/>
-          <w:szCs w:val="28"/>
-          <w:lang w:val="ru-RU"/>
-        </w:rPr>
       </w:pPr>
       <w:r>
         <w:rPr>
@@ -5329,6 +5584,57 @@
           <w:lang w:val="ru-RU"/>
         </w:rPr>
         <w:t>Для отображения списка музыкальных композиций в приложении используется компонент RecyclerView. Он позволяет эффективно отображать большое количество однотипных элементов, создавая только необходимые элементы интерфейса и повторно используя их при прокрутке списка.</w:t>
+      </w:r>
+    </w:p>
+    <w:p>
+      <w:pPr>
+        <w:pStyle w:val="Normal"/>
+        <w:spacing w:before="240" w:beforeAutospacing="off" w:after="240" w:afterAutospacing="off" w:line="360" w:lineRule="auto"/>
+        <w:ind w:firstLine="0"/>
+        <w:jc w:val="center"/>
+      </w:pPr>
+      <w:r>
+        <w:drawing>
+          <wp:inline wp14:editId="19D6904B" wp14:anchorId="6A0D97D9">
+            <wp:extent cx="2971800" cy="5724525"/>
+            <wp:effectExtent l="0" t="0" r="0" b="0"/>
+            <wp:docPr id="428721723" name="drawing"/>
+            <wp:cNvGraphicFramePr>
+              <a:graphicFrameLocks noChangeAspect="1"/>
+            </wp:cNvGraphicFramePr>
+            <a:graphic>
+              <a:graphicData xmlns:a="http://schemas.openxmlformats.org/drawingml/2006/main" uri="http://schemas.openxmlformats.org/drawingml/2006/picture">
+                <pic:pic xmlns:pic="http://schemas.openxmlformats.org/drawingml/2006/picture">
+                  <pic:nvPicPr>
+                    <pic:cNvPr id="428721723" name="Picture 428721723"/>
+                    <pic:cNvPicPr/>
+                  </pic:nvPicPr>
+                  <pic:blipFill>
+                    <a:blip xmlns:r="http://schemas.openxmlformats.org/officeDocument/2006/relationships" r:embed="rId1137304400">
+                      <a:extLst>
+                        <a:ext uri="{28A0092B-C50C-407E-A947-70E740481C1C}">
+                          <a14:useLocalDpi xmlns:a14="http://schemas.microsoft.com/office/drawing/2010/main"/>
+                        </a:ext>
+                      </a:extLst>
+                    </a:blip>
+                    <a:stretch>
+                      <a:fillRect/>
+                    </a:stretch>
+                  </pic:blipFill>
+                  <pic:spPr>
+                    <a:xfrm>
+                      <a:off x="0" y="0"/>
+                      <a:ext cx="2971800" cy="5724525"/>
+                    </a:xfrm>
+                    <a:prstGeom prst="rect">
+                      <a:avLst/>
+                    </a:prstGeom>
+                  </pic:spPr>
+                </pic:pic>
+              </a:graphicData>
+            </a:graphic>
+          </wp:inline>
+        </w:drawing>
       </w:r>
     </w:p>
     <w:p>
@@ -5494,7 +5800,7 @@
           <w:lang w:val="ru-RU"/>
         </w:rPr>
       </w:pPr>
-      <w:bookmarkStart w:name="_Toc1520664264" w:id="827513070"/>
+      <w:bookmarkStart w:name="_Toc1199026042" w:id="782080815"/>
       <w:r>
         <w:rPr>
           <w:noProof w:val="0"/>
@@ -5502,7 +5808,7 @@
         </w:rPr>
         <w:t>2.6 Реализация музыкального проигрывателя</w:t>
       </w:r>
-      <w:bookmarkEnd w:id="827513070"/>
+      <w:bookmarkEnd w:id="782080815"/>
     </w:p>
     <w:p>
       <w:pPr>
@@ -5571,6 +5877,56 @@
     </w:p>
     <w:p>
       <w:pPr>
+        <w:pStyle w:val="Normal"/>
+        <w:spacing w:before="240" w:beforeAutospacing="off" w:after="240" w:afterAutospacing="off" w:line="360" w:lineRule="auto"/>
+        <w:jc w:val="center"/>
+      </w:pPr>
+      <w:r>
+        <w:drawing>
+          <wp:inline wp14:editId="29E4A28E" wp14:anchorId="79188DCB">
+            <wp:extent cx="2257425" cy="5724525"/>
+            <wp:effectExtent l="0" t="0" r="0" b="0"/>
+            <wp:docPr id="1213053291" name="drawing"/>
+            <wp:cNvGraphicFramePr>
+              <a:graphicFrameLocks noChangeAspect="1"/>
+            </wp:cNvGraphicFramePr>
+            <a:graphic>
+              <a:graphicData xmlns:a="http://schemas.openxmlformats.org/drawingml/2006/main" uri="http://schemas.openxmlformats.org/drawingml/2006/picture">
+                <pic:pic xmlns:pic="http://schemas.openxmlformats.org/drawingml/2006/picture">
+                  <pic:nvPicPr>
+                    <pic:cNvPr id="1213053291" name="Picture 1213053291"/>
+                    <pic:cNvPicPr/>
+                  </pic:nvPicPr>
+                  <pic:blipFill>
+                    <a:blip xmlns:r="http://schemas.openxmlformats.org/officeDocument/2006/relationships" r:embed="rId425579485">
+                      <a:extLst>
+                        <a:ext uri="{28A0092B-C50C-407E-A947-70E740481C1C}">
+                          <a14:useLocalDpi xmlns:a14="http://schemas.microsoft.com/office/drawing/2010/main"/>
+                        </a:ext>
+                      </a:extLst>
+                    </a:blip>
+                    <a:stretch>
+                      <a:fillRect/>
+                    </a:stretch>
+                  </pic:blipFill>
+                  <pic:spPr>
+                    <a:xfrm>
+                      <a:off x="0" y="0"/>
+                      <a:ext cx="2257425" cy="5724525"/>
+                    </a:xfrm>
+                    <a:prstGeom prst="rect">
+                      <a:avLst/>
+                    </a:prstGeom>
+                  </pic:spPr>
+                </pic:pic>
+              </a:graphicData>
+            </a:graphic>
+          </wp:inline>
+        </w:drawing>
+      </w:r>
+    </w:p>
+    <w:p>
+      <w:pPr>
         <w:spacing w:before="240" w:beforeAutospacing="off" w:after="240" w:afterAutospacing="off" w:line="360" w:lineRule="auto"/>
         <w:jc w:val="both"/>
       </w:pPr>
@@ -5660,7 +6016,7 @@
           <w:lang w:val="ru-RU"/>
         </w:rPr>
       </w:pPr>
-      <w:bookmarkStart w:name="_Toc985441217" w:id="543937018"/>
+      <w:bookmarkStart w:name="_Toc644525636" w:id="1341848564"/>
       <w:r>
         <w:rPr>
           <w:noProof w:val="0"/>
@@ -5668,7 +6024,7 @@
         </w:rPr>
         <w:t>2.7 Реализация мини-плеера</w:t>
       </w:r>
-      <w:bookmarkEnd w:id="543937018"/>
+      <w:bookmarkEnd w:id="1341848564"/>
     </w:p>
     <w:p>
       <w:pPr>
@@ -5720,13 +6076,6 @@
       <w:pPr>
         <w:spacing w:before="240" w:beforeAutospacing="off" w:after="240" w:afterAutospacing="off" w:line="360" w:lineRule="auto"/>
         <w:jc w:val="both"/>
-        <w:rPr>
-          <w:rFonts w:ascii="Times New Roman" w:hAnsi="Times New Roman" w:eastAsia="Times New Roman" w:cs="Times New Roman"/>
-          <w:noProof w:val="0"/>
-          <w:sz w:val="28"/>
-          <w:szCs w:val="28"/>
-          <w:lang w:val="ru-RU"/>
-        </w:rPr>
       </w:pPr>
       <w:r>
         <w:rPr>
@@ -5741,6 +6090,56 @@
     </w:p>
     <w:p>
       <w:pPr>
+        <w:pStyle w:val="Normal"/>
+        <w:spacing w:before="240" w:beforeAutospacing="off" w:after="240" w:afterAutospacing="off" w:line="360" w:lineRule="auto"/>
+        <w:jc w:val="center"/>
+      </w:pPr>
+      <w:r>
+        <w:drawing>
+          <wp:inline wp14:editId="5342F60B" wp14:anchorId="226333F4">
+            <wp:extent cx="1476375" cy="5724525"/>
+            <wp:effectExtent l="0" t="0" r="0" b="0"/>
+            <wp:docPr id="1615714560" name="drawing"/>
+            <wp:cNvGraphicFramePr>
+              <a:graphicFrameLocks noChangeAspect="1"/>
+            </wp:cNvGraphicFramePr>
+            <a:graphic>
+              <a:graphicData xmlns:a="http://schemas.openxmlformats.org/drawingml/2006/main" uri="http://schemas.openxmlformats.org/drawingml/2006/picture">
+                <pic:pic xmlns:pic="http://schemas.openxmlformats.org/drawingml/2006/picture">
+                  <pic:nvPicPr>
+                    <pic:cNvPr id="1615714560" name="Picture 1615714560"/>
+                    <pic:cNvPicPr/>
+                  </pic:nvPicPr>
+                  <pic:blipFill>
+                    <a:blip xmlns:r="http://schemas.openxmlformats.org/officeDocument/2006/relationships" r:embed="rId453945044">
+                      <a:extLst>
+                        <a:ext uri="{28A0092B-C50C-407E-A947-70E740481C1C}">
+                          <a14:useLocalDpi xmlns:a14="http://schemas.microsoft.com/office/drawing/2010/main"/>
+                        </a:ext>
+                      </a:extLst>
+                    </a:blip>
+                    <a:stretch>
+                      <a:fillRect/>
+                    </a:stretch>
+                  </pic:blipFill>
+                  <pic:spPr>
+                    <a:xfrm>
+                      <a:off x="0" y="0"/>
+                      <a:ext cx="1476375" cy="5724525"/>
+                    </a:xfrm>
+                    <a:prstGeom prst="rect">
+                      <a:avLst/>
+                    </a:prstGeom>
+                  </pic:spPr>
+                </pic:pic>
+              </a:graphicData>
+            </a:graphic>
+          </wp:inline>
+        </w:drawing>
+      </w:r>
+    </w:p>
+    <w:p>
+      <w:pPr>
         <w:spacing w:before="240" w:beforeAutospacing="off" w:after="240" w:afterAutospacing="off" w:line="360" w:lineRule="auto"/>
         <w:jc w:val="both"/>
         <w:rPr>
@@ -5819,7 +6218,7 @@
           <w:lang w:val="ru-RU"/>
         </w:rPr>
       </w:pPr>
-      <w:bookmarkStart w:name="_Toc1043738916" w:id="515069380"/>
+      <w:bookmarkStart w:name="_Toc1199201657" w:id="1859577608"/>
       <w:r>
         <w:rPr>
           <w:noProof w:val="0"/>
@@ -5827,7 +6226,7 @@
         </w:rPr>
         <w:t>2.8 Реализация избранного, истории прослушивания и плейлистов</w:t>
       </w:r>
-      <w:bookmarkEnd w:id="515069380"/>
+      <w:bookmarkEnd w:id="1859577608"/>
     </w:p>
     <w:p>
       <w:pPr>
@@ -5856,13 +6255,6 @@
       <w:pPr>
         <w:spacing w:before="240" w:beforeAutospacing="off" w:after="240" w:afterAutospacing="off" w:line="360" w:lineRule="auto"/>
         <w:jc w:val="both"/>
-        <w:rPr>
-          <w:rFonts w:ascii="Times New Roman" w:hAnsi="Times New Roman" w:eastAsia="Times New Roman" w:cs="Times New Roman"/>
-          <w:noProof w:val="0"/>
-          <w:sz w:val="28"/>
-          <w:szCs w:val="28"/>
-          <w:lang w:val="ru-RU"/>
-        </w:rPr>
       </w:pPr>
       <w:r>
         <w:rPr>
@@ -5877,6 +6269,56 @@
     </w:p>
     <w:p>
       <w:pPr>
+        <w:pStyle w:val="Normal"/>
+        <w:spacing w:before="240" w:beforeAutospacing="off" w:after="240" w:afterAutospacing="off" w:line="360" w:lineRule="auto"/>
+        <w:jc w:val="center"/>
+      </w:pPr>
+      <w:r>
+        <w:drawing>
+          <wp:inline wp14:editId="3FC84C57" wp14:anchorId="0839221F">
+            <wp:extent cx="2092563" cy="2058537"/>
+            <wp:effectExtent l="0" t="0" r="0" b="0"/>
+            <wp:docPr id="1414104472" name="drawing"/>
+            <wp:cNvGraphicFramePr>
+              <a:graphicFrameLocks noChangeAspect="1"/>
+            </wp:cNvGraphicFramePr>
+            <a:graphic>
+              <a:graphicData xmlns:a="http://schemas.openxmlformats.org/drawingml/2006/main" uri="http://schemas.openxmlformats.org/drawingml/2006/picture">
+                <pic:pic xmlns:pic="http://schemas.openxmlformats.org/drawingml/2006/picture">
+                  <pic:nvPicPr>
+                    <pic:cNvPr id="1414104472" name="Picture 1414104472"/>
+                    <pic:cNvPicPr/>
+                  </pic:nvPicPr>
+                  <pic:blipFill>
+                    <a:blip xmlns:r="http://schemas.openxmlformats.org/officeDocument/2006/relationships" r:embed="rId148275237">
+                      <a:extLst>
+                        <a:ext uri="{28A0092B-C50C-407E-A947-70E740481C1C}">
+                          <a14:useLocalDpi xmlns:a14="http://schemas.microsoft.com/office/drawing/2010/main"/>
+                        </a:ext>
+                      </a:extLst>
+                    </a:blip>
+                    <a:stretch>
+                      <a:fillRect/>
+                    </a:stretch>
+                  </pic:blipFill>
+                  <pic:spPr>
+                    <a:xfrm rot="0">
+                      <a:off x="0" y="0"/>
+                      <a:ext cx="2092563" cy="2058537"/>
+                    </a:xfrm>
+                    <a:prstGeom prst="rect">
+                      <a:avLst/>
+                    </a:prstGeom>
+                  </pic:spPr>
+                </pic:pic>
+              </a:graphicData>
+            </a:graphic>
+          </wp:inline>
+        </w:drawing>
+      </w:r>
+    </w:p>
+    <w:p>
+      <w:pPr>
         <w:spacing w:before="240" w:beforeAutospacing="off" w:after="240" w:afterAutospacing="off" w:line="360" w:lineRule="auto"/>
         <w:jc w:val="both"/>
         <w:rPr>
@@ -6007,7 +6449,7 @@
           <w:lang w:val="ru-RU"/>
         </w:rPr>
       </w:pPr>
-      <w:bookmarkStart w:name="_Toc241537372" w:id="296502980"/>
+      <w:bookmarkStart w:name="_Toc1794251753" w:id="2140498289"/>
       <w:r>
         <w:rPr>
           <w:noProof w:val="0"/>
@@ -6015,19 +6457,12 @@
         </w:rPr>
         <w:t>2.9 Реализация поиска музыкальных композиций</w:t>
       </w:r>
-      <w:bookmarkEnd w:id="296502980"/>
-    </w:p>
-    <w:p>
-      <w:pPr>
-        <w:spacing w:before="240" w:beforeAutospacing="off" w:after="240" w:afterAutospacing="off" w:line="360" w:lineRule="auto"/>
-        <w:jc w:val="both"/>
-        <w:rPr>
-          <w:rFonts w:ascii="Times New Roman" w:hAnsi="Times New Roman" w:eastAsia="Times New Roman" w:cs="Times New Roman"/>
-          <w:noProof w:val="0"/>
-          <w:sz w:val="28"/>
-          <w:szCs w:val="28"/>
-          <w:lang w:val="ru-RU"/>
-        </w:rPr>
+      <w:bookmarkEnd w:id="2140498289"/>
+    </w:p>
+    <w:p>
+      <w:pPr>
+        <w:spacing w:before="240" w:beforeAutospacing="off" w:after="240" w:afterAutospacing="off" w:line="360" w:lineRule="auto"/>
+        <w:jc w:val="both"/>
       </w:pPr>
       <w:r>
         <w:rPr>
@@ -6042,26 +6477,167 @@
     </w:p>
     <w:p>
       <w:pPr>
-        <w:spacing w:before="240" w:beforeAutospacing="off" w:after="240" w:afterAutospacing="off" w:line="360" w:lineRule="auto"/>
-        <w:jc w:val="both"/>
-        <w:rPr>
-          <w:rFonts w:ascii="Times New Roman" w:hAnsi="Times New Roman" w:eastAsia="Times New Roman" w:cs="Times New Roman"/>
-          <w:noProof w:val="0"/>
-          <w:sz w:val="28"/>
-          <w:szCs w:val="28"/>
-          <w:lang w:val="ru-RU"/>
-        </w:rPr>
-      </w:pPr>
-      <w:r>
-        <w:rPr>
-          <w:rFonts w:ascii="Times New Roman" w:hAnsi="Times New Roman" w:eastAsia="Times New Roman" w:cs="Times New Roman"/>
-          <w:noProof w:val="0"/>
-          <w:sz w:val="28"/>
-          <w:szCs w:val="28"/>
-          <w:lang w:val="ru-RU"/>
-        </w:rPr>
-        <w:t>Для отслеживания изменения текста в поле поиска используется интерфейс TextWatcher. При каждом изменении содержимого поля введённая строка передаётся в метод applyFilters(), который выполняет фильтрацию доступного списка композиций.</w:t>
-      </w:r>
+        <w:pStyle w:val="Normal"/>
+        <w:spacing w:before="240" w:beforeAutospacing="off" w:after="240" w:afterAutospacing="off" w:line="360" w:lineRule="auto"/>
+        <w:jc w:val="center"/>
+      </w:pPr>
+      <w:r>
+        <w:drawing>
+          <wp:inline wp14:editId="28986DC5" wp14:anchorId="63940472">
+            <wp:extent cx="2440607" cy="4410056"/>
+            <wp:effectExtent l="0" t="0" r="0" b="0"/>
+            <wp:docPr id="1551323762" name="drawing"/>
+            <wp:cNvGraphicFramePr>
+              <a:graphicFrameLocks noChangeAspect="1"/>
+            </wp:cNvGraphicFramePr>
+            <a:graphic>
+              <a:graphicData xmlns:a="http://schemas.openxmlformats.org/drawingml/2006/main" uri="http://schemas.openxmlformats.org/drawingml/2006/picture">
+                <pic:pic xmlns:pic="http://schemas.openxmlformats.org/drawingml/2006/picture">
+                  <pic:nvPicPr>
+                    <pic:cNvPr id="1818576120" name="Picture 1818576120"/>
+                    <pic:cNvPicPr/>
+                  </pic:nvPicPr>
+                  <pic:blipFill>
+                    <a:blip xmlns:r="http://schemas.openxmlformats.org/officeDocument/2006/relationships" r:embed="rId1312549858">
+                      <a:extLst>
+                        <a:ext uri="{28A0092B-C50C-407E-A947-70E740481C1C}">
+                          <a14:useLocalDpi xmlns:a14="http://schemas.microsoft.com/office/drawing/2010/main"/>
+                        </a:ext>
+                      </a:extLst>
+                    </a:blip>
+                    <a:stretch>
+                      <a:fillRect/>
+                    </a:stretch>
+                  </pic:blipFill>
+                  <pic:spPr>
+                    <a:xfrm rot="0">
+                      <a:off x="0" y="0"/>
+                      <a:ext cx="2440607" cy="4410056"/>
+                    </a:xfrm>
+                    <a:prstGeom prst="rect">
+                      <a:avLst/>
+                    </a:prstGeom>
+                  </pic:spPr>
+                </pic:pic>
+              </a:graphicData>
+            </a:graphic>
+          </wp:inline>
+        </w:drawing>
+      </w:r>
+    </w:p>
+    <w:p>
+      <w:pPr>
+        <w:pStyle w:val="Normal"/>
+        <w:spacing w:before="240" w:beforeAutospacing="off" w:after="240" w:afterAutospacing="off" w:line="360" w:lineRule="auto"/>
+        <w:jc w:val="both"/>
+      </w:pPr>
+      <w:r>
+        <w:rPr>
+          <w:rFonts w:ascii="Times New Roman" w:hAnsi="Times New Roman" w:eastAsia="Times New Roman" w:cs="Times New Roman"/>
+          <w:noProof w:val="0"/>
+          <w:sz w:val="28"/>
+          <w:szCs w:val="28"/>
+          <w:lang w:val="ru-RU"/>
+        </w:rPr>
+        <w:t xml:space="preserve">Для отслеживания изменения текста в поле поиска используется интерфейс </w:t>
+      </w:r>
+      <w:r>
+        <w:rPr>
+          <w:rFonts w:ascii="Times New Roman" w:hAnsi="Times New Roman" w:eastAsia="Times New Roman" w:cs="Times New Roman"/>
+          <w:noProof w:val="0"/>
+          <w:sz w:val="28"/>
+          <w:szCs w:val="28"/>
+          <w:lang w:val="ru-RU"/>
+        </w:rPr>
+        <w:t>TextWatcher</w:t>
+      </w:r>
+      <w:r>
+        <w:rPr>
+          <w:rFonts w:ascii="Times New Roman" w:hAnsi="Times New Roman" w:eastAsia="Times New Roman" w:cs="Times New Roman"/>
+          <w:noProof w:val="0"/>
+          <w:sz w:val="28"/>
+          <w:szCs w:val="28"/>
+          <w:lang w:val="ru-RU"/>
+        </w:rPr>
+        <w:t xml:space="preserve">. При каждом изменении содержимого поля введённая строка передаётся в метод </w:t>
+      </w:r>
+      <w:r>
+        <w:rPr>
+          <w:rFonts w:ascii="Times New Roman" w:hAnsi="Times New Roman" w:eastAsia="Times New Roman" w:cs="Times New Roman"/>
+          <w:noProof w:val="0"/>
+          <w:sz w:val="28"/>
+          <w:szCs w:val="28"/>
+          <w:lang w:val="ru-RU"/>
+        </w:rPr>
+        <w:t>applyFilters</w:t>
+      </w:r>
+      <w:r>
+        <w:rPr>
+          <w:rFonts w:ascii="Times New Roman" w:hAnsi="Times New Roman" w:eastAsia="Times New Roman" w:cs="Times New Roman"/>
+          <w:noProof w:val="0"/>
+          <w:sz w:val="28"/>
+          <w:szCs w:val="28"/>
+          <w:lang w:val="ru-RU"/>
+        </w:rPr>
+        <w:t>(), который выполняет фильтрацию доступного списка композиций.</w:t>
+      </w:r>
+    </w:p>
+    <w:p>
+      <w:pPr>
+        <w:pStyle w:val="Normal"/>
+        <w:spacing w:before="240" w:beforeAutospacing="off" w:after="240" w:afterAutospacing="off" w:line="360" w:lineRule="auto"/>
+        <w:jc w:val="center"/>
+      </w:pPr>
+      <w:r>
+        <w:drawing>
+          <wp:inline wp14:editId="16E2B07C" wp14:anchorId="3CE4BE74">
+            <wp:extent cx="2400300" cy="5724525"/>
+            <wp:effectExtent l="0" t="0" r="0" b="0"/>
+            <wp:docPr id="739713590" name="drawing"/>
+            <wp:cNvGraphicFramePr>
+              <a:graphicFrameLocks noChangeAspect="1"/>
+            </wp:cNvGraphicFramePr>
+            <a:graphic>
+              <a:graphicData xmlns:a="http://schemas.openxmlformats.org/drawingml/2006/main" uri="http://schemas.openxmlformats.org/drawingml/2006/picture">
+                <pic:pic xmlns:pic="http://schemas.openxmlformats.org/drawingml/2006/picture">
+                  <pic:nvPicPr>
+                    <pic:cNvPr id="739713590" name="Picture 739713590"/>
+                    <pic:cNvPicPr/>
+                  </pic:nvPicPr>
+                  <pic:blipFill>
+                    <a:blip xmlns:r="http://schemas.openxmlformats.org/officeDocument/2006/relationships" r:embed="rId1274984826">
+                      <a:extLst>
+                        <a:ext uri="{28A0092B-C50C-407E-A947-70E740481C1C}">
+                          <a14:useLocalDpi xmlns:a14="http://schemas.microsoft.com/office/drawing/2010/main"/>
+                        </a:ext>
+                      </a:extLst>
+                    </a:blip>
+                    <a:stretch>
+                      <a:fillRect/>
+                    </a:stretch>
+                  </pic:blipFill>
+                  <pic:spPr>
+                    <a:xfrm>
+                      <a:off x="0" y="0"/>
+                      <a:ext cx="2400300" cy="5724525"/>
+                    </a:xfrm>
+                    <a:prstGeom prst="rect">
+                      <a:avLst/>
+                    </a:prstGeom>
+                  </pic:spPr>
+                </pic:pic>
+              </a:graphicData>
+            </a:graphic>
+          </wp:inline>
+        </w:drawing>
+      </w:r>
+    </w:p>
+    <w:p>
+      <w:pPr>
+        <w:pStyle w:val="Normal"/>
+        <w:spacing w:before="240" w:beforeAutospacing="off" w:after="240" w:afterAutospacing="off" w:line="360" w:lineRule="auto"/>
+        <w:jc w:val="center"/>
+      </w:pPr>
     </w:p>
     <w:p>
       <w:pPr>
@@ -6194,7 +6770,6 @@
         <w:pStyle w:val="Heading1"/>
         <w:jc w:val="center"/>
         <w:rPr>
-          <w:rFonts w:ascii="Times New Roman" w:hAnsi="Times New Roman" w:eastAsia="Times New Roman" w:cs="Times New Roman"/>
           <w:b w:val="1"/>
           <w:bCs w:val="1"/>
           <w:noProof w:val="0"/>
@@ -6203,7 +6778,7 @@
           <w:lang w:val="ru-RU"/>
         </w:rPr>
       </w:pPr>
-      <w:bookmarkStart w:name="_Toc1965312283" w:id="965203248"/>
+      <w:bookmarkStart w:name="_Toc555606010" w:id="1760242509"/>
       <w:r>
         <w:rPr>
           <w:b w:val="1"/>
@@ -6213,9 +6788,562 @@
           <w:szCs w:val="32"/>
           <w:lang w:val="ru-RU"/>
         </w:rPr>
+        <w:t>Бизнес</w:t>
+      </w:r>
+      <w:r>
+        <w:rPr>
+          <w:b w:val="1"/>
+          <w:bCs w:val="1"/>
+          <w:noProof w:val="0"/>
+          <w:sz w:val="32"/>
+          <w:szCs w:val="32"/>
+          <w:lang w:val="ru-RU"/>
+        </w:rPr>
+        <w:t xml:space="preserve"> кейс</w:t>
+      </w:r>
+      <w:bookmarkEnd w:id="1760242509"/>
+    </w:p>
+    <w:p>
+      <w:pPr>
+        <w:spacing w:before="240" w:beforeAutospacing="off" w:after="240" w:afterAutospacing="off" w:line="360" w:lineRule="auto"/>
+        <w:ind w:firstLine="708"/>
+        <w:jc w:val="both"/>
+      </w:pPr>
+      <w:r>
+        <w:rPr>
+          <w:rFonts w:ascii="Times New Roman" w:hAnsi="Times New Roman" w:eastAsia="Times New Roman" w:cs="Times New Roman"/>
+          <w:noProof w:val="0"/>
+          <w:sz w:val="28"/>
+          <w:szCs w:val="28"/>
+          <w:lang w:val="ru-RU"/>
+        </w:rPr>
+        <w:t xml:space="preserve">С точки зрения коммерческой разработки стоимость подобного приложения зависит от количества реализуемых функций, сложности пользовательского интерфейса, серверной инфраструктуры и времени разработки. Если оценивать </w:t>
+      </w:r>
+      <w:r>
+        <w:rPr>
+          <w:rFonts w:ascii="Times New Roman" w:hAnsi="Times New Roman" w:eastAsia="Times New Roman" w:cs="Times New Roman"/>
+          <w:noProof w:val="0"/>
+          <w:sz w:val="28"/>
+          <w:szCs w:val="28"/>
+          <w:lang w:val="ru-RU"/>
+        </w:rPr>
+        <w:t>Mubble</w:t>
+      </w:r>
+      <w:r>
+        <w:rPr>
+          <w:rFonts w:ascii="Times New Roman" w:hAnsi="Times New Roman" w:eastAsia="Times New Roman" w:cs="Times New Roman"/>
+          <w:noProof w:val="0"/>
+          <w:sz w:val="28"/>
+          <w:szCs w:val="28"/>
+          <w:lang w:val="ru-RU"/>
+        </w:rPr>
+        <w:t xml:space="preserve"> как индивидуальный заказ на разработку </w:t>
+      </w:r>
+      <w:r>
+        <w:rPr>
+          <w:rFonts w:ascii="Times New Roman" w:hAnsi="Times New Roman" w:eastAsia="Times New Roman" w:cs="Times New Roman"/>
+          <w:noProof w:val="0"/>
+          <w:sz w:val="28"/>
+          <w:szCs w:val="28"/>
+          <w:lang w:val="ru-RU"/>
+        </w:rPr>
+        <w:t>Android</w:t>
+      </w:r>
+      <w:r>
+        <w:rPr>
+          <w:rFonts w:ascii="Times New Roman" w:hAnsi="Times New Roman" w:eastAsia="Times New Roman" w:cs="Times New Roman"/>
+          <w:noProof w:val="0"/>
+          <w:sz w:val="28"/>
+          <w:szCs w:val="28"/>
+          <w:lang w:val="ru-RU"/>
+        </w:rPr>
+        <w:t>-приложения с аналогичным набором функций, в стоимость необходимо включить проектирование интерфейса, разработку клиентской части, подключение облачной базы данных, реализацию авторизации, музыкального проигрывателя, поиска, избранного и плейлистов, а также тестирование.</w:t>
+      </w:r>
+    </w:p>
+    <w:p>
+      <w:pPr>
+        <w:spacing w:before="240" w:beforeAutospacing="off" w:after="240" w:afterAutospacing="off" w:line="360" w:lineRule="auto"/>
+        <w:jc w:val="both"/>
+        <w:rPr>
+          <w:rFonts w:ascii="Times New Roman" w:hAnsi="Times New Roman" w:eastAsia="Times New Roman" w:cs="Times New Roman"/>
+          <w:noProof w:val="0"/>
+          <w:sz w:val="28"/>
+          <w:szCs w:val="28"/>
+          <w:lang w:val="ru-RU"/>
+        </w:rPr>
+      </w:pPr>
+      <w:r>
+        <w:rPr>
+          <w:rFonts w:ascii="Times New Roman" w:hAnsi="Times New Roman" w:eastAsia="Times New Roman" w:cs="Times New Roman"/>
+          <w:noProof w:val="0"/>
+          <w:sz w:val="28"/>
+          <w:szCs w:val="28"/>
+          <w:lang w:val="ru-RU"/>
+        </w:rPr>
+        <w:t xml:space="preserve">Для ориентировочной оценки можно использовать трудозатраты. При оценке выполненного проекта в объёме около </w:t>
+      </w:r>
+      <w:r>
+        <w:rPr>
+          <w:rFonts w:ascii="Times New Roman" w:hAnsi="Times New Roman" w:eastAsia="Times New Roman" w:cs="Times New Roman"/>
+          <w:noProof w:val="0"/>
+          <w:sz w:val="28"/>
+          <w:szCs w:val="28"/>
+          <w:lang w:val="ru-RU"/>
+        </w:rPr>
+        <w:t>9</w:t>
+      </w:r>
+      <w:r>
+        <w:rPr>
+          <w:rFonts w:ascii="Times New Roman" w:hAnsi="Times New Roman" w:eastAsia="Times New Roman" w:cs="Times New Roman"/>
+          <w:noProof w:val="0"/>
+          <w:sz w:val="28"/>
+          <w:szCs w:val="28"/>
+          <w:lang w:val="ru-RU"/>
+        </w:rPr>
+        <w:t>0</w:t>
+      </w:r>
+      <w:r>
+        <w:rPr>
+          <w:rFonts w:ascii="Times New Roman" w:hAnsi="Times New Roman" w:eastAsia="Times New Roman" w:cs="Times New Roman"/>
+          <w:noProof w:val="0"/>
+          <w:sz w:val="28"/>
+          <w:szCs w:val="28"/>
+          <w:lang w:val="ru-RU"/>
+        </w:rPr>
+        <w:t xml:space="preserve"> - </w:t>
+      </w:r>
+      <w:r>
+        <w:rPr>
+          <w:rFonts w:ascii="Times New Roman" w:hAnsi="Times New Roman" w:eastAsia="Times New Roman" w:cs="Times New Roman"/>
+          <w:noProof w:val="0"/>
+          <w:sz w:val="28"/>
+          <w:szCs w:val="28"/>
+          <w:lang w:val="ru-RU"/>
+        </w:rPr>
+        <w:t>1</w:t>
+      </w:r>
+      <w:r>
+        <w:rPr>
+          <w:rFonts w:ascii="Times New Roman" w:hAnsi="Times New Roman" w:eastAsia="Times New Roman" w:cs="Times New Roman"/>
+          <w:noProof w:val="0"/>
+          <w:sz w:val="28"/>
+          <w:szCs w:val="28"/>
+          <w:lang w:val="ru-RU"/>
+        </w:rPr>
+        <w:t>2</w:t>
+      </w:r>
+      <w:r>
+        <w:rPr>
+          <w:rFonts w:ascii="Times New Roman" w:hAnsi="Times New Roman" w:eastAsia="Times New Roman" w:cs="Times New Roman"/>
+          <w:noProof w:val="0"/>
+          <w:sz w:val="28"/>
+          <w:szCs w:val="28"/>
+          <w:lang w:val="ru-RU"/>
+        </w:rPr>
+        <w:t>0</w:t>
+      </w:r>
+      <w:r>
+        <w:rPr>
+          <w:rFonts w:ascii="Times New Roman" w:hAnsi="Times New Roman" w:eastAsia="Times New Roman" w:cs="Times New Roman"/>
+          <w:noProof w:val="0"/>
+          <w:sz w:val="28"/>
+          <w:szCs w:val="28"/>
+          <w:lang w:val="ru-RU"/>
+        </w:rPr>
+        <w:t xml:space="preserve"> часов и условной стоимости разработки 1 </w:t>
+      </w:r>
+      <w:r>
+        <w:rPr>
+          <w:rFonts w:ascii="Times New Roman" w:hAnsi="Times New Roman" w:eastAsia="Times New Roman" w:cs="Times New Roman"/>
+          <w:noProof w:val="0"/>
+          <w:sz w:val="28"/>
+          <w:szCs w:val="28"/>
+          <w:lang w:val="ru-RU"/>
+        </w:rPr>
+        <w:t>0</w:t>
+      </w:r>
+      <w:r>
+        <w:rPr>
+          <w:rFonts w:ascii="Times New Roman" w:hAnsi="Times New Roman" w:eastAsia="Times New Roman" w:cs="Times New Roman"/>
+          <w:noProof w:val="0"/>
+          <w:sz w:val="28"/>
+          <w:szCs w:val="28"/>
+          <w:lang w:val="ru-RU"/>
+        </w:rPr>
+        <w:t xml:space="preserve">00 рублей за час ориентировочная стоимость программной части </w:t>
+      </w:r>
+      <w:r>
+        <w:rPr>
+          <w:rFonts w:ascii="Times New Roman" w:hAnsi="Times New Roman" w:eastAsia="Times New Roman" w:cs="Times New Roman"/>
+          <w:noProof w:val="0"/>
+          <w:sz w:val="28"/>
+          <w:szCs w:val="28"/>
+          <w:lang w:val="ru-RU"/>
+        </w:rPr>
+        <w:t>Mubble</w:t>
+      </w:r>
+      <w:r>
+        <w:rPr>
+          <w:rFonts w:ascii="Times New Roman" w:hAnsi="Times New Roman" w:eastAsia="Times New Roman" w:cs="Times New Roman"/>
+          <w:noProof w:val="0"/>
+          <w:sz w:val="28"/>
+          <w:szCs w:val="28"/>
+          <w:lang w:val="ru-RU"/>
+        </w:rPr>
+        <w:t xml:space="preserve"> в текущем объёме может составлять около</w:t>
+      </w:r>
+      <w:r>
+        <w:rPr>
+          <w:rFonts w:ascii="Times New Roman" w:hAnsi="Times New Roman" w:eastAsia="Times New Roman" w:cs="Times New Roman"/>
+          <w:noProof w:val="0"/>
+          <w:sz w:val="28"/>
+          <w:szCs w:val="28"/>
+          <w:lang w:val="ru-RU"/>
+        </w:rPr>
+        <w:t xml:space="preserve">   </w:t>
+      </w:r>
+      <w:r>
+        <w:rPr>
+          <w:rFonts w:ascii="Times New Roman" w:hAnsi="Times New Roman" w:eastAsia="Times New Roman" w:cs="Times New Roman"/>
+          <w:noProof w:val="0"/>
+          <w:sz w:val="28"/>
+          <w:szCs w:val="28"/>
+          <w:lang w:val="ru-RU"/>
+        </w:rPr>
+        <w:t xml:space="preserve"> </w:t>
+      </w:r>
+      <w:r>
+        <w:rPr>
+          <w:rFonts w:ascii="Times New Roman" w:hAnsi="Times New Roman" w:eastAsia="Times New Roman" w:cs="Times New Roman"/>
+          <w:noProof w:val="0"/>
+          <w:sz w:val="28"/>
+          <w:szCs w:val="28"/>
+          <w:lang w:val="ru-RU"/>
+        </w:rPr>
+        <w:t>9</w:t>
+      </w:r>
+      <w:r>
+        <w:rPr>
+          <w:rFonts w:ascii="Times New Roman" w:hAnsi="Times New Roman" w:eastAsia="Times New Roman" w:cs="Times New Roman"/>
+          <w:noProof w:val="0"/>
+          <w:sz w:val="28"/>
+          <w:szCs w:val="28"/>
+          <w:lang w:val="ru-RU"/>
+        </w:rPr>
+        <w:t>0 000</w:t>
+      </w:r>
+      <w:r>
+        <w:rPr>
+          <w:rFonts w:ascii="Times New Roman" w:hAnsi="Times New Roman" w:eastAsia="Times New Roman" w:cs="Times New Roman"/>
+          <w:noProof w:val="0"/>
+          <w:sz w:val="28"/>
+          <w:szCs w:val="28"/>
+          <w:lang w:val="ru-RU"/>
+        </w:rPr>
+        <w:t xml:space="preserve"> - </w:t>
+      </w:r>
+      <w:r>
+        <w:rPr>
+          <w:rFonts w:ascii="Times New Roman" w:hAnsi="Times New Roman" w:eastAsia="Times New Roman" w:cs="Times New Roman"/>
+          <w:noProof w:val="0"/>
+          <w:sz w:val="28"/>
+          <w:szCs w:val="28"/>
+          <w:lang w:val="ru-RU"/>
+        </w:rPr>
+        <w:t>12</w:t>
+      </w:r>
+      <w:r>
+        <w:rPr>
+          <w:rFonts w:ascii="Times New Roman" w:hAnsi="Times New Roman" w:eastAsia="Times New Roman" w:cs="Times New Roman"/>
+          <w:noProof w:val="0"/>
+          <w:sz w:val="28"/>
+          <w:szCs w:val="28"/>
+          <w:lang w:val="ru-RU"/>
+        </w:rPr>
+        <w:t>0 000</w:t>
+      </w:r>
+      <w:r>
+        <w:rPr>
+          <w:rFonts w:ascii="Times New Roman" w:hAnsi="Times New Roman" w:eastAsia="Times New Roman" w:cs="Times New Roman"/>
+          <w:noProof w:val="0"/>
+          <w:sz w:val="28"/>
+          <w:szCs w:val="28"/>
+          <w:lang w:val="ru-RU"/>
+        </w:rPr>
+        <w:t xml:space="preserve"> рублей.</w:t>
+      </w:r>
+    </w:p>
+    <w:p>
+      <w:pPr>
+        <w:spacing w:before="240" w:beforeAutospacing="off" w:after="240" w:afterAutospacing="off" w:line="360" w:lineRule="auto"/>
+        <w:jc w:val="both"/>
+      </w:pPr>
+      <w:r>
+        <w:rPr>
+          <w:rFonts w:ascii="Times New Roman" w:hAnsi="Times New Roman" w:eastAsia="Times New Roman" w:cs="Times New Roman"/>
+          <w:noProof w:val="0"/>
+          <w:sz w:val="28"/>
+          <w:szCs w:val="28"/>
+          <w:lang w:val="ru-RU"/>
+        </w:rPr>
+        <w:t>С коммерческой точки зрения дальнейшее развитие Mubble может включать создание полноценной серверной части, систему рекомендаций, загрузку музыкального контента через административную панель, статистику прослушиваний, синхронизацию между устройствами и публикацию приложения в магазинах приложений. Реализация этих возможностей увеличила бы стоимость конечного продукта, но одновременно позволила бы превратить текущий проект из локального музыкального проигрывателя в полноценный музыкальный сервис.</w:t>
+      </w:r>
+    </w:p>
+    <w:p>
+      <w:pPr/>
+      <w:r>
+        <w:br w:type="page"/>
+      </w:r>
+    </w:p>
+    <w:p>
+      <w:pPr>
+        <w:pStyle w:val="Heading1"/>
+        <w:rPr>
+          <w:b w:val="1"/>
+          <w:bCs w:val="1"/>
+          <w:sz w:val="32"/>
+          <w:szCs w:val="32"/>
+        </w:rPr>
+      </w:pPr>
+      <w:bookmarkStart w:name="_Toc1021313054" w:id="722474601"/>
+      <w:r>
+        <w:rPr>
+          <w:b w:val="1"/>
+          <w:bCs w:val="1"/>
+          <w:noProof w:val="0"/>
+          <w:sz w:val="32"/>
+          <w:szCs w:val="32"/>
+          <w:lang w:val="ru-RU"/>
+        </w:rPr>
+        <w:t>Итоговая работа</w:t>
+      </w:r>
+      <w:bookmarkEnd w:id="722474601"/>
+    </w:p>
+    <w:p>
+      <w:pPr>
+        <w:pStyle w:val="Normal"/>
+        <w:jc w:val="center"/>
+      </w:pPr>
+      <w:r>
+        <w:drawing>
+          <wp:inline wp14:editId="25F8AFBC" wp14:anchorId="7F846683">
+            <wp:extent cx="1388859" cy="3057525"/>
+            <wp:effectExtent l="0" t="0" r="0" b="0"/>
+            <wp:docPr id="1768166242" name="drawing"/>
+            <wp:cNvGraphicFramePr>
+              <a:graphicFrameLocks noChangeAspect="1"/>
+            </wp:cNvGraphicFramePr>
+            <a:graphic>
+              <a:graphicData xmlns:a="http://schemas.openxmlformats.org/drawingml/2006/main" uri="http://schemas.openxmlformats.org/drawingml/2006/picture">
+                <pic:pic xmlns:pic="http://schemas.openxmlformats.org/drawingml/2006/picture">
+                  <pic:nvPicPr>
+                    <pic:cNvPr id="1768166242" name="Picture 1768166242"/>
+                    <pic:cNvPicPr/>
+                  </pic:nvPicPr>
+                  <pic:blipFill>
+                    <a:blip xmlns:r="http://schemas.openxmlformats.org/officeDocument/2006/relationships" r:embed="rId330304031">
+                      <a:extLst>
+                        <a:ext uri="{28A0092B-C50C-407E-A947-70E740481C1C}">
+                          <a14:useLocalDpi xmlns:a14="http://schemas.microsoft.com/office/drawing/2010/main"/>
+                        </a:ext>
+                      </a:extLst>
+                    </a:blip>
+                    <a:stretch>
+                      <a:fillRect/>
+                    </a:stretch>
+                  </pic:blipFill>
+                  <pic:spPr>
+                    <a:xfrm rot="0">
+                      <a:off x="0" y="0"/>
+                      <a:ext cx="1388859" cy="3057525"/>
+                    </a:xfrm>
+                    <a:prstGeom prst="rect">
+                      <a:avLst/>
+                    </a:prstGeom>
+                  </pic:spPr>
+                </pic:pic>
+              </a:graphicData>
+            </a:graphic>
+          </wp:inline>
+        </w:drawing>
+      </w:r>
+      <w:r>
+        <w:rPr/>
+        <w:t xml:space="preserve">                              </w:t>
+      </w:r>
+      <w:r>
+        <w:drawing>
+          <wp:inline wp14:editId="4B5FBF40" wp14:anchorId="1447639B">
+            <wp:extent cx="1407669" cy="3168571"/>
+            <wp:effectExtent l="0" t="0" r="0" b="0"/>
+            <wp:docPr id="1086834454" name="drawing"/>
+            <wp:cNvGraphicFramePr>
+              <a:graphicFrameLocks noChangeAspect="1"/>
+            </wp:cNvGraphicFramePr>
+            <a:graphic>
+              <a:graphicData xmlns:a="http://schemas.openxmlformats.org/drawingml/2006/main" uri="http://schemas.openxmlformats.org/drawingml/2006/picture">
+                <pic:pic xmlns:pic="http://schemas.openxmlformats.org/drawingml/2006/picture">
+                  <pic:nvPicPr>
+                    <pic:cNvPr id="1086834454" name="Picture 1086834454"/>
+                    <pic:cNvPicPr/>
+                  </pic:nvPicPr>
+                  <pic:blipFill>
+                    <a:blip xmlns:r="http://schemas.openxmlformats.org/officeDocument/2006/relationships" r:embed="rId304483042">
+                      <a:extLst>
+                        <a:ext uri="{28A0092B-C50C-407E-A947-70E740481C1C}">
+                          <a14:useLocalDpi xmlns:a14="http://schemas.microsoft.com/office/drawing/2010/main"/>
+                        </a:ext>
+                      </a:extLst>
+                    </a:blip>
+                    <a:stretch>
+                      <a:fillRect/>
+                    </a:stretch>
+                  </pic:blipFill>
+                  <pic:spPr>
+                    <a:xfrm rot="0">
+                      <a:off x="0" y="0"/>
+                      <a:ext cx="1407669" cy="3168571"/>
+                    </a:xfrm>
+                    <a:prstGeom prst="rect">
+                      <a:avLst/>
+                    </a:prstGeom>
+                  </pic:spPr>
+                </pic:pic>
+              </a:graphicData>
+            </a:graphic>
+          </wp:inline>
+        </w:drawing>
+      </w:r>
+    </w:p>
+    <w:p>
+      <w:pPr>
+        <w:pStyle w:val="Normal"/>
+        <w:jc w:val="center"/>
+      </w:pPr>
+      <w:r>
+        <w:drawing>
+          <wp:inline wp14:editId="3D6B47CE" wp14:anchorId="6701AF7A">
+            <wp:extent cx="1402998" cy="3158059"/>
+            <wp:effectExtent l="0" t="0" r="0" b="0"/>
+            <wp:docPr id="1687668184" name="drawing"/>
+            <wp:cNvGraphicFramePr>
+              <a:graphicFrameLocks noChangeAspect="1"/>
+            </wp:cNvGraphicFramePr>
+            <a:graphic>
+              <a:graphicData xmlns:a="http://schemas.openxmlformats.org/drawingml/2006/main" uri="http://schemas.openxmlformats.org/drawingml/2006/picture">
+                <pic:pic xmlns:pic="http://schemas.openxmlformats.org/drawingml/2006/picture">
+                  <pic:nvPicPr>
+                    <pic:cNvPr id="1687668184" name="Picture 1687668184"/>
+                    <pic:cNvPicPr/>
+                  </pic:nvPicPr>
+                  <pic:blipFill>
+                    <a:blip xmlns:r="http://schemas.openxmlformats.org/officeDocument/2006/relationships" r:embed="rId197123708">
+                      <a:extLst>
+                        <a:ext uri="{28A0092B-C50C-407E-A947-70E740481C1C}">
+                          <a14:useLocalDpi xmlns:a14="http://schemas.microsoft.com/office/drawing/2010/main"/>
+                        </a:ext>
+                      </a:extLst>
+                    </a:blip>
+                    <a:stretch>
+                      <a:fillRect/>
+                    </a:stretch>
+                  </pic:blipFill>
+                  <pic:spPr>
+                    <a:xfrm rot="0">
+                      <a:off x="0" y="0"/>
+                      <a:ext cx="1402998" cy="3158059"/>
+                    </a:xfrm>
+                    <a:prstGeom prst="rect">
+                      <a:avLst/>
+                    </a:prstGeom>
+                  </pic:spPr>
+                </pic:pic>
+              </a:graphicData>
+            </a:graphic>
+          </wp:inline>
+        </w:drawing>
+      </w:r>
+      <w:r>
+        <w:rPr/>
+        <w:t xml:space="preserve">                              </w:t>
+      </w:r>
+      <w:r>
+        <w:drawing>
+          <wp:inline wp14:editId="730C5C84" wp14:anchorId="5A37776D">
+            <wp:extent cx="1399158" cy="3149413"/>
+            <wp:effectExtent l="0" t="0" r="0" b="0"/>
+            <wp:docPr id="821823891" name="drawing"/>
+            <wp:cNvGraphicFramePr>
+              <a:graphicFrameLocks noChangeAspect="1"/>
+            </wp:cNvGraphicFramePr>
+            <a:graphic>
+              <a:graphicData xmlns:a="http://schemas.openxmlformats.org/drawingml/2006/main" uri="http://schemas.openxmlformats.org/drawingml/2006/picture">
+                <pic:pic xmlns:pic="http://schemas.openxmlformats.org/drawingml/2006/picture">
+                  <pic:nvPicPr>
+                    <pic:cNvPr id="821823891" name="Picture 821823891"/>
+                    <pic:cNvPicPr/>
+                  </pic:nvPicPr>
+                  <pic:blipFill>
+                    <a:blip xmlns:r="http://schemas.openxmlformats.org/officeDocument/2006/relationships" r:embed="rId1925076104">
+                      <a:extLst>
+                        <a:ext uri="{28A0092B-C50C-407E-A947-70E740481C1C}">
+                          <a14:useLocalDpi xmlns:a14="http://schemas.microsoft.com/office/drawing/2010/main"/>
+                        </a:ext>
+                      </a:extLst>
+                    </a:blip>
+                    <a:stretch>
+                      <a:fillRect/>
+                    </a:stretch>
+                  </pic:blipFill>
+                  <pic:spPr>
+                    <a:xfrm rot="0">
+                      <a:off x="0" y="0"/>
+                      <a:ext cx="1399158" cy="3149413"/>
+                    </a:xfrm>
+                    <a:prstGeom prst="rect">
+                      <a:avLst/>
+                    </a:prstGeom>
+                  </pic:spPr>
+                </pic:pic>
+              </a:graphicData>
+            </a:graphic>
+          </wp:inline>
+        </w:drawing>
+      </w:r>
+    </w:p>
+    <w:p>
+      <w:pPr/>
+      <w:r>
+        <w:br w:type="page"/>
+      </w:r>
+    </w:p>
+    <w:p>
+      <w:pPr>
+        <w:pStyle w:val="Heading1"/>
+        <w:jc w:val="center"/>
+        <w:rPr>
+          <w:rFonts w:ascii="Times New Roman" w:hAnsi="Times New Roman" w:eastAsia="Times New Roman" w:cs="Times New Roman"/>
+          <w:b w:val="1"/>
+          <w:bCs w:val="1"/>
+          <w:noProof w:val="0"/>
+          <w:sz w:val="32"/>
+          <w:szCs w:val="32"/>
+          <w:lang w:val="ru-RU"/>
+        </w:rPr>
+      </w:pPr>
+      <w:bookmarkStart w:name="_Toc2101378123" w:id="521167847"/>
+      <w:r>
+        <w:rPr>
+          <w:b w:val="1"/>
+          <w:bCs w:val="1"/>
+          <w:noProof w:val="0"/>
+          <w:sz w:val="32"/>
+          <w:szCs w:val="32"/>
+          <w:lang w:val="ru-RU"/>
+        </w:rPr>
         <w:t>Заключение</w:t>
       </w:r>
-      <w:bookmarkEnd w:id="965203248"/>
+      <w:bookmarkEnd w:id="521167847"/>
     </w:p>
     <w:p>
       <w:pPr>
@@ -6263,32 +7391,733 @@
           <w:szCs w:val="28"/>
           <w:lang w:val="ru-RU"/>
         </w:rPr>
-        <w:t>В ходе работы была реализована структура приложения, разделяющая работу с интерфейсом, данными и воспроизведением аудио между отдельными программными компонентами. Это позволило сделать код более организованным и упростить взаимодействие между различными частями приложения.</w:t>
-      </w:r>
-    </w:p>
-    <w:p>
-      <w:pPr>
-        <w:spacing w:before="240" w:beforeAutospacing="off" w:after="240" w:afterAutospacing="off" w:line="360" w:lineRule="auto"/>
-        <w:jc w:val="both"/>
-      </w:pPr>
-      <w:r>
-        <w:rPr>
-          <w:rFonts w:ascii="Times New Roman" w:hAnsi="Times New Roman" w:eastAsia="Times New Roman" w:cs="Times New Roman"/>
-          <w:noProof w:val="0"/>
-          <w:sz w:val="28"/>
-          <w:szCs w:val="28"/>
-          <w:lang w:val="ru-RU"/>
-        </w:rPr>
         <w:t>В результате была создана работоспособная основа музыкального сервиса, позволяющая пользователю управлять собственной музыкальной коллекцией и взаимодействовать с аудиоконтентом через удобный мобильный интерфейс. Поставленные в начале работы задачи были в основном выполнены, а разработанное приложение может служить основой для дальнейшего расширения функциональности, например добавления рекомендаций, более развитой системы поиска, работы с альбомами и расширения возможностей пользовательских плейлистов.</w:t>
       </w:r>
     </w:p>
     <w:p>
       <w:pPr>
+        <w:spacing w:before="240" w:beforeAutospacing="off" w:after="240" w:afterAutospacing="off" w:line="360" w:lineRule="auto"/>
+        <w:jc w:val="both"/>
+        <w:rPr>
+          <w:rFonts w:ascii="Times New Roman" w:hAnsi="Times New Roman" w:eastAsia="Times New Roman" w:cs="Times New Roman"/>
+          <w:noProof w:val="0"/>
+          <w:sz w:val="28"/>
+          <w:szCs w:val="28"/>
+          <w:lang w:val="ru-RU"/>
+        </w:rPr>
+      </w:pPr>
+    </w:p>
+    <w:p>
+      <w:r>
+        <w:br w:type="page"/>
+      </w:r>
+    </w:p>
+    <w:p>
+      <w:pPr>
+        <w:pStyle w:val="Heading1"/>
+        <w:jc w:val="center"/>
+        <w:rPr>
+          <w:b w:val="1"/>
+          <w:bCs w:val="1"/>
+          <w:noProof w:val="0"/>
+          <w:sz w:val="32"/>
+          <w:szCs w:val="32"/>
+          <w:lang w:val="ru-RU"/>
+        </w:rPr>
+      </w:pPr>
+      <w:bookmarkStart w:name="_Toc1001218408" w:id="701935351"/>
+      <w:r>
+        <w:rPr>
+          <w:b w:val="1"/>
+          <w:bCs w:val="1"/>
+          <w:noProof w:val="0"/>
+          <w:sz w:val="32"/>
+          <w:szCs w:val="32"/>
+          <w:lang w:val="ru-RU"/>
+        </w:rPr>
+        <w:t>Используемые материалы</w:t>
+      </w:r>
+      <w:bookmarkEnd w:id="701935351"/>
+    </w:p>
+    <w:p>
+      <w:pPr>
         <w:pStyle w:val="Normal"/>
-        <w:spacing w:before="240" w:beforeAutospacing="off" w:after="240" w:afterAutospacing="off" w:line="360" w:lineRule="auto"/>
-        <w:jc w:val="both"/>
-        <w:rPr>
-          <w:rFonts w:ascii="Times New Roman" w:hAnsi="Times New Roman" w:eastAsia="Times New Roman" w:cs="Times New Roman"/>
+        <w:spacing w:before="0" w:beforeAutospacing="off" w:after="0" w:afterAutospacing="off"/>
+        <w:jc w:val="both"/>
+        <w:rPr>
+          <w:rFonts w:ascii="Times New Roman" w:hAnsi="Times New Roman" w:eastAsia="Times New Roman" w:cs="Times New Roman"/>
+          <w:noProof w:val="0"/>
+          <w:sz w:val="28"/>
+          <w:szCs w:val="28"/>
+          <w:lang w:val="ru-RU"/>
+        </w:rPr>
+      </w:pPr>
+      <w:hyperlink r:id="Rf529353ef84c4bc4">
+        <w:r>
+          <w:rPr>
+            <w:rStyle w:val="Hyperlink"/>
+            <w:noProof w:val="0"/>
+            <w:sz w:val="28"/>
+            <w:szCs w:val="28"/>
+            <w:lang w:val="ru-RU"/>
+          </w:rPr>
+          <w:t>https://developer.android.com/</w:t>
+        </w:r>
+      </w:hyperlink>
+      <w:r>
+        <w:rPr>
+          <w:rFonts w:ascii="Times New Roman" w:hAnsi="Times New Roman" w:eastAsia="Times New Roman" w:cs="Times New Roman"/>
+          <w:noProof w:val="0"/>
+          <w:sz w:val="28"/>
+          <w:szCs w:val="28"/>
+          <w:lang w:val="ru-RU"/>
+        </w:rPr>
+        <w:t xml:space="preserve"> - Android </w:t>
+      </w:r>
+      <w:r>
+        <w:rPr>
+          <w:rFonts w:ascii="Times New Roman" w:hAnsi="Times New Roman" w:eastAsia="Times New Roman" w:cs="Times New Roman"/>
+          <w:noProof w:val="0"/>
+          <w:sz w:val="28"/>
+          <w:szCs w:val="28"/>
+          <w:lang w:val="ru-RU"/>
+        </w:rPr>
+        <w:t>Developers</w:t>
+      </w:r>
+      <w:r>
+        <w:rPr>
+          <w:rFonts w:ascii="Times New Roman" w:hAnsi="Times New Roman" w:eastAsia="Times New Roman" w:cs="Times New Roman"/>
+          <w:noProof w:val="0"/>
+          <w:sz w:val="28"/>
+          <w:szCs w:val="28"/>
+          <w:lang w:val="ru-RU"/>
+        </w:rPr>
+        <w:t xml:space="preserve"> </w:t>
+      </w:r>
+    </w:p>
+    <w:p>
+      <w:pPr>
+        <w:pStyle w:val="Normal"/>
+        <w:spacing w:before="0" w:beforeAutospacing="off" w:after="0" w:afterAutospacing="off"/>
+        <w:jc w:val="both"/>
+        <w:rPr>
+          <w:rFonts w:ascii="Times New Roman" w:hAnsi="Times New Roman" w:eastAsia="Times New Roman" w:cs="Times New Roman"/>
+          <w:noProof w:val="0"/>
+          <w:sz w:val="28"/>
+          <w:szCs w:val="28"/>
+          <w:lang w:val="ru-RU"/>
+        </w:rPr>
+      </w:pPr>
+      <w:hyperlink r:id="R55c8821db9a64574">
+        <w:r>
+          <w:rPr>
+            <w:rStyle w:val="Hyperlink"/>
+            <w:noProof w:val="0"/>
+            <w:sz w:val="28"/>
+            <w:szCs w:val="28"/>
+            <w:lang w:val="ru-RU"/>
+          </w:rPr>
+          <w:t>https://developer.android.com/studio</w:t>
+        </w:r>
+      </w:hyperlink>
+      <w:r>
+        <w:rPr>
+          <w:rFonts w:ascii="Times New Roman" w:hAnsi="Times New Roman" w:eastAsia="Times New Roman" w:cs="Times New Roman"/>
+          <w:noProof w:val="0"/>
+          <w:sz w:val="28"/>
+          <w:szCs w:val="28"/>
+          <w:lang w:val="ru-RU"/>
+        </w:rPr>
+        <w:t xml:space="preserve"> - </w:t>
+      </w:r>
+      <w:r>
+        <w:rPr>
+          <w:rFonts w:ascii="Times New Roman" w:hAnsi="Times New Roman" w:eastAsia="Times New Roman" w:cs="Times New Roman"/>
+          <w:noProof w:val="0"/>
+          <w:sz w:val="28"/>
+          <w:szCs w:val="28"/>
+          <w:lang w:val="ru-RU"/>
+        </w:rPr>
+        <w:t>Android</w:t>
+      </w:r>
+      <w:r>
+        <w:rPr>
+          <w:rFonts w:ascii="Times New Roman" w:hAnsi="Times New Roman" w:eastAsia="Times New Roman" w:cs="Times New Roman"/>
+          <w:noProof w:val="0"/>
+          <w:sz w:val="28"/>
+          <w:szCs w:val="28"/>
+          <w:lang w:val="ru-RU"/>
+        </w:rPr>
+        <w:t xml:space="preserve"> Studio </w:t>
+      </w:r>
+    </w:p>
+    <w:p>
+      <w:pPr>
+        <w:pStyle w:val="Normal"/>
+        <w:spacing w:before="0" w:beforeAutospacing="off" w:after="0" w:afterAutospacing="off"/>
+        <w:jc w:val="both"/>
+        <w:rPr>
+          <w:rFonts w:ascii="Times New Roman" w:hAnsi="Times New Roman" w:eastAsia="Times New Roman" w:cs="Times New Roman"/>
+          <w:noProof w:val="0"/>
+          <w:sz w:val="28"/>
+          <w:szCs w:val="28"/>
+          <w:lang w:val="ru-RU"/>
+        </w:rPr>
+      </w:pPr>
+      <w:hyperlink r:id="R35648bfbd63f47ff">
+        <w:r>
+          <w:rPr>
+            <w:rStyle w:val="Hyperlink"/>
+            <w:noProof w:val="0"/>
+            <w:sz w:val="28"/>
+            <w:szCs w:val="28"/>
+            <w:lang w:val="ru-RU"/>
+          </w:rPr>
+          <w:t>https://firebase.google.com/docs</w:t>
+        </w:r>
+      </w:hyperlink>
+      <w:r>
+        <w:rPr>
+          <w:rFonts w:ascii="Times New Roman" w:hAnsi="Times New Roman" w:eastAsia="Times New Roman" w:cs="Times New Roman"/>
+          <w:noProof w:val="0"/>
+          <w:sz w:val="28"/>
+          <w:szCs w:val="28"/>
+          <w:lang w:val="ru-RU"/>
+        </w:rPr>
+        <w:t xml:space="preserve"> - </w:t>
+      </w:r>
+      <w:r>
+        <w:rPr>
+          <w:rFonts w:ascii="Times New Roman" w:hAnsi="Times New Roman" w:eastAsia="Times New Roman" w:cs="Times New Roman"/>
+          <w:noProof w:val="0"/>
+          <w:sz w:val="28"/>
+          <w:szCs w:val="28"/>
+          <w:lang w:val="ru-RU"/>
+        </w:rPr>
+        <w:t>Firebase</w:t>
+      </w:r>
+      <w:r>
+        <w:rPr>
+          <w:rFonts w:ascii="Times New Roman" w:hAnsi="Times New Roman" w:eastAsia="Times New Roman" w:cs="Times New Roman"/>
+          <w:noProof w:val="0"/>
+          <w:sz w:val="28"/>
+          <w:szCs w:val="28"/>
+          <w:lang w:val="ru-RU"/>
+        </w:rPr>
+        <w:t xml:space="preserve"> </w:t>
+      </w:r>
+      <w:r>
+        <w:rPr>
+          <w:rFonts w:ascii="Times New Roman" w:hAnsi="Times New Roman" w:eastAsia="Times New Roman" w:cs="Times New Roman"/>
+          <w:noProof w:val="0"/>
+          <w:sz w:val="28"/>
+          <w:szCs w:val="28"/>
+          <w:lang w:val="ru-RU"/>
+        </w:rPr>
+        <w:t>Documentation</w:t>
+      </w:r>
+      <w:r>
+        <w:rPr>
+          <w:rFonts w:ascii="Times New Roman" w:hAnsi="Times New Roman" w:eastAsia="Times New Roman" w:cs="Times New Roman"/>
+          <w:noProof w:val="0"/>
+          <w:sz w:val="28"/>
+          <w:szCs w:val="28"/>
+          <w:lang w:val="ru-RU"/>
+        </w:rPr>
+        <w:t xml:space="preserve"> </w:t>
+      </w:r>
+    </w:p>
+    <w:p>
+      <w:pPr>
+        <w:pStyle w:val="Normal"/>
+        <w:spacing w:before="0" w:beforeAutospacing="off" w:after="0" w:afterAutospacing="off"/>
+        <w:jc w:val="both"/>
+        <w:rPr>
+          <w:rFonts w:ascii="Times New Roman" w:hAnsi="Times New Roman" w:eastAsia="Times New Roman" w:cs="Times New Roman"/>
+          <w:noProof w:val="0"/>
+          <w:sz w:val="28"/>
+          <w:szCs w:val="28"/>
+          <w:lang w:val="ru-RU"/>
+        </w:rPr>
+      </w:pPr>
+      <w:hyperlink r:id="R8f2af7e6e58a4b8a">
+        <w:r>
+          <w:rPr>
+            <w:rStyle w:val="Hyperlink"/>
+            <w:noProof w:val="0"/>
+            <w:sz w:val="28"/>
+            <w:szCs w:val="28"/>
+            <w:lang w:val="ru-RU"/>
+          </w:rPr>
+          <w:t>https://firebase.google.com/docs/android/setup</w:t>
+        </w:r>
+      </w:hyperlink>
+      <w:r>
+        <w:rPr>
+          <w:rFonts w:ascii="Times New Roman" w:hAnsi="Times New Roman" w:eastAsia="Times New Roman" w:cs="Times New Roman"/>
+          <w:noProof w:val="0"/>
+          <w:sz w:val="28"/>
+          <w:szCs w:val="28"/>
+          <w:lang w:val="ru-RU"/>
+        </w:rPr>
+        <w:t xml:space="preserve"> - </w:t>
+      </w:r>
+      <w:r>
+        <w:rPr>
+          <w:rFonts w:ascii="Times New Roman" w:hAnsi="Times New Roman" w:eastAsia="Times New Roman" w:cs="Times New Roman"/>
+          <w:noProof w:val="0"/>
+          <w:sz w:val="28"/>
+          <w:szCs w:val="28"/>
+          <w:lang w:val="ru-RU"/>
+        </w:rPr>
+        <w:t>Firebase</w:t>
+      </w:r>
+      <w:r>
+        <w:rPr>
+          <w:rFonts w:ascii="Times New Roman" w:hAnsi="Times New Roman" w:eastAsia="Times New Roman" w:cs="Times New Roman"/>
+          <w:noProof w:val="0"/>
+          <w:sz w:val="28"/>
+          <w:szCs w:val="28"/>
+          <w:lang w:val="ru-RU"/>
+        </w:rPr>
+        <w:t xml:space="preserve"> для </w:t>
+      </w:r>
+      <w:r>
+        <w:rPr>
+          <w:rFonts w:ascii="Times New Roman" w:hAnsi="Times New Roman" w:eastAsia="Times New Roman" w:cs="Times New Roman"/>
+          <w:noProof w:val="0"/>
+          <w:sz w:val="28"/>
+          <w:szCs w:val="28"/>
+          <w:lang w:val="ru-RU"/>
+        </w:rPr>
+        <w:t>Android</w:t>
+      </w:r>
+      <w:r>
+        <w:rPr>
+          <w:rFonts w:ascii="Times New Roman" w:hAnsi="Times New Roman" w:eastAsia="Times New Roman" w:cs="Times New Roman"/>
+          <w:noProof w:val="0"/>
+          <w:sz w:val="28"/>
+          <w:szCs w:val="28"/>
+          <w:lang w:val="ru-RU"/>
+        </w:rPr>
+        <w:t xml:space="preserve"> </w:t>
+      </w:r>
+    </w:p>
+    <w:p>
+      <w:pPr>
+        <w:pStyle w:val="Normal"/>
+        <w:spacing w:before="0" w:beforeAutospacing="off" w:after="0" w:afterAutospacing="off"/>
+        <w:jc w:val="both"/>
+        <w:rPr>
+          <w:rFonts w:ascii="Times New Roman" w:hAnsi="Times New Roman" w:eastAsia="Times New Roman" w:cs="Times New Roman"/>
+          <w:noProof w:val="0"/>
+          <w:sz w:val="28"/>
+          <w:szCs w:val="28"/>
+          <w:lang w:val="ru-RU"/>
+        </w:rPr>
+      </w:pPr>
+      <w:hyperlink r:id="R6626eaab2015444b">
+        <w:r>
+          <w:rPr>
+            <w:rStyle w:val="Hyperlink"/>
+            <w:noProof w:val="0"/>
+            <w:sz w:val="28"/>
+            <w:szCs w:val="28"/>
+            <w:lang w:val="ru-RU"/>
+          </w:rPr>
+          <w:t>https://kotlinlang.org/docs/</w:t>
+        </w:r>
+      </w:hyperlink>
+      <w:r>
+        <w:rPr>
+          <w:rFonts w:ascii="Times New Roman" w:hAnsi="Times New Roman" w:eastAsia="Times New Roman" w:cs="Times New Roman"/>
+          <w:noProof w:val="0"/>
+          <w:sz w:val="28"/>
+          <w:szCs w:val="28"/>
+          <w:lang w:val="ru-RU"/>
+        </w:rPr>
+        <w:t xml:space="preserve"> - </w:t>
+      </w:r>
+      <w:r>
+        <w:rPr>
+          <w:rFonts w:ascii="Times New Roman" w:hAnsi="Times New Roman" w:eastAsia="Times New Roman" w:cs="Times New Roman"/>
+          <w:noProof w:val="0"/>
+          <w:sz w:val="28"/>
+          <w:szCs w:val="28"/>
+          <w:lang w:val="ru-RU"/>
+        </w:rPr>
+        <w:t>Kotlin</w:t>
+      </w:r>
+      <w:r>
+        <w:rPr>
+          <w:rFonts w:ascii="Times New Roman" w:hAnsi="Times New Roman" w:eastAsia="Times New Roman" w:cs="Times New Roman"/>
+          <w:noProof w:val="0"/>
+          <w:sz w:val="28"/>
+          <w:szCs w:val="28"/>
+          <w:lang w:val="ru-RU"/>
+        </w:rPr>
+        <w:t xml:space="preserve"> </w:t>
+      </w:r>
+      <w:r>
+        <w:rPr>
+          <w:rFonts w:ascii="Times New Roman" w:hAnsi="Times New Roman" w:eastAsia="Times New Roman" w:cs="Times New Roman"/>
+          <w:noProof w:val="0"/>
+          <w:sz w:val="28"/>
+          <w:szCs w:val="28"/>
+          <w:lang w:val="ru-RU"/>
+        </w:rPr>
+        <w:t>Documentation</w:t>
+      </w:r>
+      <w:r>
+        <w:rPr>
+          <w:rFonts w:ascii="Times New Roman" w:hAnsi="Times New Roman" w:eastAsia="Times New Roman" w:cs="Times New Roman"/>
+          <w:noProof w:val="0"/>
+          <w:sz w:val="28"/>
+          <w:szCs w:val="28"/>
+          <w:lang w:val="ru-RU"/>
+        </w:rPr>
+        <w:t xml:space="preserve"> </w:t>
+      </w:r>
+    </w:p>
+    <w:p>
+      <w:pPr>
+        <w:pStyle w:val="Normal"/>
+        <w:spacing w:before="0" w:beforeAutospacing="off" w:after="0" w:afterAutospacing="off"/>
+        <w:jc w:val="both"/>
+        <w:rPr>
+          <w:rFonts w:ascii="Times New Roman" w:hAnsi="Times New Roman" w:eastAsia="Times New Roman" w:cs="Times New Roman"/>
+          <w:noProof w:val="0"/>
+          <w:sz w:val="28"/>
+          <w:szCs w:val="28"/>
+          <w:lang w:val="ru-RU"/>
+        </w:rPr>
+      </w:pPr>
+      <w:hyperlink r:id="R611d4def93f947cf">
+        <w:r>
+          <w:rPr>
+            <w:rStyle w:val="Hyperlink"/>
+            <w:noProof w:val="0"/>
+            <w:sz w:val="28"/>
+            <w:szCs w:val="28"/>
+            <w:lang w:val="ru-RU"/>
+          </w:rPr>
+          <w:t>https://github.com/</w:t>
+        </w:r>
+      </w:hyperlink>
+      <w:r>
+        <w:rPr>
+          <w:rFonts w:ascii="Times New Roman" w:hAnsi="Times New Roman" w:eastAsia="Times New Roman" w:cs="Times New Roman"/>
+          <w:noProof w:val="0"/>
+          <w:sz w:val="28"/>
+          <w:szCs w:val="28"/>
+          <w:lang w:val="ru-RU"/>
+        </w:rPr>
+        <w:t xml:space="preserve"> - </w:t>
+      </w:r>
+      <w:r>
+        <w:rPr>
+          <w:rFonts w:ascii="Times New Roman" w:hAnsi="Times New Roman" w:eastAsia="Times New Roman" w:cs="Times New Roman"/>
+          <w:noProof w:val="0"/>
+          <w:sz w:val="28"/>
+          <w:szCs w:val="28"/>
+          <w:lang w:val="ru-RU"/>
+        </w:rPr>
+        <w:t>GitHub</w:t>
+      </w:r>
+      <w:r>
+        <w:rPr>
+          <w:rFonts w:ascii="Times New Roman" w:hAnsi="Times New Roman" w:eastAsia="Times New Roman" w:cs="Times New Roman"/>
+          <w:noProof w:val="0"/>
+          <w:sz w:val="28"/>
+          <w:szCs w:val="28"/>
+          <w:lang w:val="ru-RU"/>
+        </w:rPr>
+        <w:t xml:space="preserve"> </w:t>
+      </w:r>
+    </w:p>
+    <w:p>
+      <w:pPr>
+        <w:pStyle w:val="Normal"/>
+        <w:spacing w:before="0" w:beforeAutospacing="off" w:after="0" w:afterAutospacing="off"/>
+        <w:jc w:val="both"/>
+        <w:rPr>
+          <w:rFonts w:ascii="Times New Roman" w:hAnsi="Times New Roman" w:eastAsia="Times New Roman" w:cs="Times New Roman"/>
+          <w:noProof w:val="0"/>
+          <w:sz w:val="28"/>
+          <w:szCs w:val="28"/>
+          <w:lang w:val="ru-RU"/>
+        </w:rPr>
+      </w:pPr>
+      <w:hyperlink r:id="R2230dffbad164f7f">
+        <w:r>
+          <w:rPr>
+            <w:rStyle w:val="Hyperlink"/>
+            <w:noProof w:val="0"/>
+            <w:sz w:val="28"/>
+            <w:szCs w:val="28"/>
+            <w:lang w:val="ru-RU"/>
+          </w:rPr>
+          <w:t>https://stackoverflow.com/</w:t>
+        </w:r>
+      </w:hyperlink>
+      <w:r>
+        <w:rPr>
+          <w:rFonts w:ascii="Times New Roman" w:hAnsi="Times New Roman" w:eastAsia="Times New Roman" w:cs="Times New Roman"/>
+          <w:noProof w:val="0"/>
+          <w:sz w:val="28"/>
+          <w:szCs w:val="28"/>
+          <w:lang w:val="ru-RU"/>
+        </w:rPr>
+        <w:t xml:space="preserve"> - </w:t>
+      </w:r>
+      <w:r>
+        <w:rPr>
+          <w:rFonts w:ascii="Times New Roman" w:hAnsi="Times New Roman" w:eastAsia="Times New Roman" w:cs="Times New Roman"/>
+          <w:noProof w:val="0"/>
+          <w:sz w:val="28"/>
+          <w:szCs w:val="28"/>
+          <w:lang w:val="ru-RU"/>
+        </w:rPr>
+        <w:t>Stack</w:t>
+      </w:r>
+      <w:r>
+        <w:rPr>
+          <w:rFonts w:ascii="Times New Roman" w:hAnsi="Times New Roman" w:eastAsia="Times New Roman" w:cs="Times New Roman"/>
+          <w:noProof w:val="0"/>
+          <w:sz w:val="28"/>
+          <w:szCs w:val="28"/>
+          <w:lang w:val="ru-RU"/>
+        </w:rPr>
+        <w:t xml:space="preserve"> </w:t>
+      </w:r>
+      <w:r>
+        <w:rPr>
+          <w:rFonts w:ascii="Times New Roman" w:hAnsi="Times New Roman" w:eastAsia="Times New Roman" w:cs="Times New Roman"/>
+          <w:noProof w:val="0"/>
+          <w:sz w:val="28"/>
+          <w:szCs w:val="28"/>
+          <w:lang w:val="ru-RU"/>
+        </w:rPr>
+        <w:t>Overflow</w:t>
+      </w:r>
+      <w:r>
+        <w:rPr>
+          <w:rFonts w:ascii="Times New Roman" w:hAnsi="Times New Roman" w:eastAsia="Times New Roman" w:cs="Times New Roman"/>
+          <w:noProof w:val="0"/>
+          <w:sz w:val="28"/>
+          <w:szCs w:val="28"/>
+          <w:lang w:val="ru-RU"/>
+        </w:rPr>
+        <w:t xml:space="preserve"> </w:t>
+      </w:r>
+    </w:p>
+    <w:p>
+      <w:pPr>
+        <w:pStyle w:val="Normal"/>
+        <w:spacing w:before="0" w:beforeAutospacing="off" w:after="0" w:afterAutospacing="off"/>
+        <w:jc w:val="both"/>
+        <w:rPr>
+          <w:rFonts w:ascii="Times New Roman" w:hAnsi="Times New Roman" w:eastAsia="Times New Roman" w:cs="Times New Roman"/>
+          <w:noProof w:val="0"/>
+          <w:sz w:val="28"/>
+          <w:szCs w:val="28"/>
+          <w:lang w:val="ru-RU"/>
+        </w:rPr>
+      </w:pPr>
+      <w:hyperlink r:id="R5746ed51bdc84859">
+        <w:r>
+          <w:rPr>
+            <w:rStyle w:val="Hyperlink"/>
+            <w:noProof w:val="0"/>
+            <w:sz w:val="28"/>
+            <w:szCs w:val="28"/>
+            <w:lang w:val="ru-RU"/>
+          </w:rPr>
+          <w:t>https://m3.material.io/</w:t>
+        </w:r>
+      </w:hyperlink>
+      <w:r>
+        <w:rPr>
+          <w:rFonts w:ascii="Times New Roman" w:hAnsi="Times New Roman" w:eastAsia="Times New Roman" w:cs="Times New Roman"/>
+          <w:noProof w:val="0"/>
+          <w:sz w:val="28"/>
+          <w:szCs w:val="28"/>
+          <w:lang w:val="ru-RU"/>
+        </w:rPr>
+        <w:t xml:space="preserve"> - </w:t>
+      </w:r>
+      <w:r>
+        <w:rPr>
+          <w:rFonts w:ascii="Times New Roman" w:hAnsi="Times New Roman" w:eastAsia="Times New Roman" w:cs="Times New Roman"/>
+          <w:noProof w:val="0"/>
+          <w:sz w:val="28"/>
+          <w:szCs w:val="28"/>
+          <w:lang w:val="ru-RU"/>
+        </w:rPr>
+        <w:t>Material</w:t>
+      </w:r>
+      <w:r>
+        <w:rPr>
+          <w:rFonts w:ascii="Times New Roman" w:hAnsi="Times New Roman" w:eastAsia="Times New Roman" w:cs="Times New Roman"/>
+          <w:noProof w:val="0"/>
+          <w:sz w:val="28"/>
+          <w:szCs w:val="28"/>
+          <w:lang w:val="ru-RU"/>
+        </w:rPr>
+        <w:t xml:space="preserve"> Design 3 </w:t>
+      </w:r>
+    </w:p>
+    <w:p>
+      <w:pPr>
+        <w:pStyle w:val="Normal"/>
+        <w:spacing w:before="0" w:beforeAutospacing="off" w:after="0" w:afterAutospacing="off"/>
+        <w:jc w:val="both"/>
+        <w:rPr>
+          <w:rFonts w:ascii="Times New Roman" w:hAnsi="Times New Roman" w:eastAsia="Times New Roman" w:cs="Times New Roman"/>
+          <w:noProof w:val="0"/>
+          <w:sz w:val="28"/>
+          <w:szCs w:val="28"/>
+          <w:lang w:val="ru-RU"/>
+        </w:rPr>
+      </w:pPr>
+      <w:hyperlink r:id="Rf32b69642f514e1a">
+        <w:r>
+          <w:rPr>
+            <w:rStyle w:val="Hyperlink"/>
+            <w:noProof w:val="0"/>
+            <w:sz w:val="28"/>
+            <w:szCs w:val="28"/>
+            <w:lang w:val="ru-RU"/>
+          </w:rPr>
+          <w:t>https://developer.android.com/jetpack</w:t>
+        </w:r>
+      </w:hyperlink>
+      <w:r>
+        <w:rPr>
+          <w:rFonts w:ascii="Times New Roman" w:hAnsi="Times New Roman" w:eastAsia="Times New Roman" w:cs="Times New Roman"/>
+          <w:noProof w:val="0"/>
+          <w:sz w:val="28"/>
+          <w:szCs w:val="28"/>
+          <w:lang w:val="ru-RU"/>
+        </w:rPr>
+        <w:t xml:space="preserve"> - </w:t>
+      </w:r>
+      <w:r>
+        <w:rPr>
+          <w:rFonts w:ascii="Times New Roman" w:hAnsi="Times New Roman" w:eastAsia="Times New Roman" w:cs="Times New Roman"/>
+          <w:noProof w:val="0"/>
+          <w:sz w:val="28"/>
+          <w:szCs w:val="28"/>
+          <w:lang w:val="ru-RU"/>
+        </w:rPr>
+        <w:t>Android</w:t>
+      </w:r>
+      <w:r>
+        <w:rPr>
+          <w:rFonts w:ascii="Times New Roman" w:hAnsi="Times New Roman" w:eastAsia="Times New Roman" w:cs="Times New Roman"/>
+          <w:noProof w:val="0"/>
+          <w:sz w:val="28"/>
+          <w:szCs w:val="28"/>
+          <w:lang w:val="ru-RU"/>
+        </w:rPr>
+        <w:t xml:space="preserve"> </w:t>
+      </w:r>
+      <w:r>
+        <w:rPr>
+          <w:rFonts w:ascii="Times New Roman" w:hAnsi="Times New Roman" w:eastAsia="Times New Roman" w:cs="Times New Roman"/>
+          <w:noProof w:val="0"/>
+          <w:sz w:val="28"/>
+          <w:szCs w:val="28"/>
+          <w:lang w:val="ru-RU"/>
+        </w:rPr>
+        <w:t>Jetpack</w:t>
+      </w:r>
+      <w:r>
+        <w:rPr>
+          <w:rFonts w:ascii="Times New Roman" w:hAnsi="Times New Roman" w:eastAsia="Times New Roman" w:cs="Times New Roman"/>
+          <w:noProof w:val="0"/>
+          <w:sz w:val="28"/>
+          <w:szCs w:val="28"/>
+          <w:lang w:val="ru-RU"/>
+        </w:rPr>
+        <w:t xml:space="preserve"> </w:t>
+      </w:r>
+    </w:p>
+    <w:p>
+      <w:pPr>
+        <w:pStyle w:val="Normal"/>
+        <w:spacing w:before="0" w:beforeAutospacing="off" w:after="0" w:afterAutospacing="off"/>
+        <w:jc w:val="both"/>
+        <w:rPr>
+          <w:rFonts w:ascii="Times New Roman" w:hAnsi="Times New Roman" w:eastAsia="Times New Roman" w:cs="Times New Roman"/>
+          <w:noProof w:val="0"/>
+          <w:sz w:val="28"/>
+          <w:szCs w:val="28"/>
+          <w:lang w:val="ru-RU"/>
+        </w:rPr>
+      </w:pPr>
+      <w:hyperlink r:id="R601ed259b8694ed9">
+        <w:r>
+          <w:rPr>
+            <w:rStyle w:val="Hyperlink"/>
+            <w:noProof w:val="0"/>
+            <w:sz w:val="28"/>
+            <w:szCs w:val="28"/>
+            <w:lang w:val="ru-RU"/>
+          </w:rPr>
+          <w:t>https://developer.android.com/reference</w:t>
+        </w:r>
+      </w:hyperlink>
+      <w:r>
+        <w:rPr>
+          <w:rFonts w:ascii="Times New Roman" w:hAnsi="Times New Roman" w:eastAsia="Times New Roman" w:cs="Times New Roman"/>
+          <w:noProof w:val="0"/>
+          <w:sz w:val="28"/>
+          <w:szCs w:val="28"/>
+          <w:lang w:val="ru-RU"/>
+        </w:rPr>
+        <w:t xml:space="preserve"> - </w:t>
+      </w:r>
+      <w:r>
+        <w:rPr>
+          <w:rFonts w:ascii="Times New Roman" w:hAnsi="Times New Roman" w:eastAsia="Times New Roman" w:cs="Times New Roman"/>
+          <w:noProof w:val="0"/>
+          <w:sz w:val="28"/>
+          <w:szCs w:val="28"/>
+          <w:lang w:val="ru-RU"/>
+        </w:rPr>
+        <w:t>Android</w:t>
+      </w:r>
+      <w:r>
+        <w:rPr>
+          <w:rFonts w:ascii="Times New Roman" w:hAnsi="Times New Roman" w:eastAsia="Times New Roman" w:cs="Times New Roman"/>
+          <w:noProof w:val="0"/>
+          <w:sz w:val="28"/>
+          <w:szCs w:val="28"/>
+          <w:lang w:val="ru-RU"/>
+        </w:rPr>
+        <w:t xml:space="preserve"> API </w:t>
+      </w:r>
+      <w:r>
+        <w:rPr>
+          <w:rFonts w:ascii="Times New Roman" w:hAnsi="Times New Roman" w:eastAsia="Times New Roman" w:cs="Times New Roman"/>
+          <w:noProof w:val="0"/>
+          <w:sz w:val="28"/>
+          <w:szCs w:val="28"/>
+          <w:lang w:val="ru-RU"/>
+        </w:rPr>
+        <w:t>Reference</w:t>
+      </w:r>
+    </w:p>
+    <w:p>
+      <w:pPr>
+        <w:pStyle w:val="Normal"/>
+        <w:spacing w:before="240" w:beforeAutospacing="off" w:after="240" w:afterAutospacing="off" w:line="360" w:lineRule="auto"/>
+        <w:jc w:val="both"/>
+        <w:rPr>
+          <w:rFonts w:ascii="Times New Roman" w:hAnsi="Times New Roman" w:eastAsia="Times New Roman" w:cs="Times New Roman"/>
+          <w:b w:val="0"/>
+          <w:bCs w:val="0"/>
           <w:noProof w:val="0"/>
           <w:sz w:val="28"/>
           <w:szCs w:val="28"/>
@@ -6308,6 +8137,230 @@
 
 <file path=word/numbering.xml><?xml version="1.0" encoding="utf-8"?>
 <w:numbering xmlns:w="http://schemas.openxmlformats.org/wordprocessingml/2006/main">
+  <w:abstractNum xmlns:w="http://schemas.openxmlformats.org/wordprocessingml/2006/main" w:abstractNumId="5">
+    <w:nsid w:val="468313ed"/>
+    <w:multiLevelType xmlns:w="http://schemas.openxmlformats.org/wordprocessingml/2006/main" w:val="hybridMultilevel"/>
+    <w:lvl xmlns:w="http://schemas.openxmlformats.org/wordprocessingml/2006/main" w:ilvl="0">
+      <w:start w:val="1"/>
+      <w:numFmt w:val="bullet"/>
+      <w:lvlText w:val=""/>
+      <w:lvlJc w:val="left"/>
+      <w:pPr>
+        <w:ind w:left="720" w:hanging="360"/>
+      </w:pPr>
+      <w:rPr>
+        <w:rFonts w:hint="default" w:ascii="Wingdings" w:hAnsi="Wingdings"/>
+      </w:rPr>
+    </w:lvl>
+    <w:lvl xmlns:w="http://schemas.openxmlformats.org/wordprocessingml/2006/main" w:ilvl="1">
+      <w:start w:val="1"/>
+      <w:numFmt w:val="bullet"/>
+      <w:lvlText w:val=""/>
+      <w:lvlJc w:val="left"/>
+      <w:pPr>
+        <w:ind w:left="1440" w:hanging="360"/>
+      </w:pPr>
+      <w:rPr>
+        <w:rFonts w:hint="default" w:ascii="Wingdings" w:hAnsi="Wingdings"/>
+      </w:rPr>
+    </w:lvl>
+    <w:lvl xmlns:w="http://schemas.openxmlformats.org/wordprocessingml/2006/main" w:ilvl="2">
+      <w:start w:val="1"/>
+      <w:numFmt w:val="bullet"/>
+      <w:lvlText w:val=""/>
+      <w:lvlJc w:val="left"/>
+      <w:pPr>
+        <w:ind w:left="2160" w:hanging="360"/>
+      </w:pPr>
+      <w:rPr>
+        <w:rFonts w:hint="default" w:ascii="Wingdings" w:hAnsi="Wingdings"/>
+      </w:rPr>
+    </w:lvl>
+    <w:lvl xmlns:w="http://schemas.openxmlformats.org/wordprocessingml/2006/main" w:ilvl="3">
+      <w:start w:val="1"/>
+      <w:numFmt w:val="bullet"/>
+      <w:lvlText w:val=""/>
+      <w:lvlJc w:val="left"/>
+      <w:pPr>
+        <w:ind w:left="2880" w:hanging="360"/>
+      </w:pPr>
+      <w:rPr>
+        <w:rFonts w:hint="default" w:ascii="Wingdings" w:hAnsi="Wingdings"/>
+      </w:rPr>
+    </w:lvl>
+    <w:lvl xmlns:w="http://schemas.openxmlformats.org/wordprocessingml/2006/main" w:ilvl="4">
+      <w:start w:val="1"/>
+      <w:numFmt w:val="bullet"/>
+      <w:lvlText w:val=""/>
+      <w:lvlJc w:val="left"/>
+      <w:pPr>
+        <w:ind w:left="3600" w:hanging="360"/>
+      </w:pPr>
+      <w:rPr>
+        <w:rFonts w:hint="default" w:ascii="Wingdings" w:hAnsi="Wingdings"/>
+      </w:rPr>
+    </w:lvl>
+    <w:lvl xmlns:w="http://schemas.openxmlformats.org/wordprocessingml/2006/main" w:ilvl="5">
+      <w:start w:val="1"/>
+      <w:numFmt w:val="bullet"/>
+      <w:lvlText w:val=""/>
+      <w:lvlJc w:val="left"/>
+      <w:pPr>
+        <w:ind w:left="4320" w:hanging="360"/>
+      </w:pPr>
+      <w:rPr>
+        <w:rFonts w:hint="default" w:ascii="Wingdings" w:hAnsi="Wingdings"/>
+      </w:rPr>
+    </w:lvl>
+    <w:lvl xmlns:w="http://schemas.openxmlformats.org/wordprocessingml/2006/main" w:ilvl="6">
+      <w:start w:val="1"/>
+      <w:numFmt w:val="bullet"/>
+      <w:lvlText w:val=""/>
+      <w:lvlJc w:val="left"/>
+      <w:pPr>
+        <w:ind w:left="5040" w:hanging="360"/>
+      </w:pPr>
+      <w:rPr>
+        <w:rFonts w:hint="default" w:ascii="Wingdings" w:hAnsi="Wingdings"/>
+      </w:rPr>
+    </w:lvl>
+    <w:lvl xmlns:w="http://schemas.openxmlformats.org/wordprocessingml/2006/main" w:ilvl="7">
+      <w:start w:val="1"/>
+      <w:numFmt w:val="bullet"/>
+      <w:lvlText w:val=""/>
+      <w:lvlJc w:val="left"/>
+      <w:pPr>
+        <w:ind w:left="5760" w:hanging="360"/>
+      </w:pPr>
+      <w:rPr>
+        <w:rFonts w:hint="default" w:ascii="Wingdings" w:hAnsi="Wingdings"/>
+      </w:rPr>
+    </w:lvl>
+    <w:lvl xmlns:w="http://schemas.openxmlformats.org/wordprocessingml/2006/main" w:ilvl="8">
+      <w:start w:val="1"/>
+      <w:numFmt w:val="bullet"/>
+      <w:lvlText w:val=""/>
+      <w:lvlJc w:val="left"/>
+      <w:pPr>
+        <w:ind w:left="6480" w:hanging="360"/>
+      </w:pPr>
+      <w:rPr>
+        <w:rFonts w:hint="default" w:ascii="Wingdings" w:hAnsi="Wingdings"/>
+      </w:rPr>
+    </w:lvl>
+  </w:abstractNum>
+  <w:abstractNum xmlns:w="http://schemas.openxmlformats.org/wordprocessingml/2006/main" w:abstractNumId="4">
+    <w:nsid w:val="5976a045"/>
+    <w:multiLevelType xmlns:w="http://schemas.openxmlformats.org/wordprocessingml/2006/main" w:val="hybridMultilevel"/>
+    <w:lvl xmlns:w="http://schemas.openxmlformats.org/wordprocessingml/2006/main" w:ilvl="0">
+      <w:start w:val="1"/>
+      <w:numFmt w:val="bullet"/>
+      <w:lvlText w:val=""/>
+      <w:lvlJc w:val="left"/>
+      <w:pPr>
+        <w:ind w:left="720" w:hanging="360"/>
+      </w:pPr>
+      <w:rPr>
+        <w:rFonts w:hint="default" w:ascii="Symbol" w:hAnsi="Symbol"/>
+      </w:rPr>
+    </w:lvl>
+    <w:lvl xmlns:w="http://schemas.openxmlformats.org/wordprocessingml/2006/main" w:ilvl="1">
+      <w:start w:val="1"/>
+      <w:numFmt w:val="bullet"/>
+      <w:lvlText w:val="o"/>
+      <w:lvlJc w:val="left"/>
+      <w:pPr>
+        <w:ind w:left="1440" w:hanging="360"/>
+      </w:pPr>
+      <w:rPr>
+        <w:rFonts w:hint="default" w:ascii="Courier New" w:hAnsi="Courier New"/>
+      </w:rPr>
+    </w:lvl>
+    <w:lvl xmlns:w="http://schemas.openxmlformats.org/wordprocessingml/2006/main" w:ilvl="2">
+      <w:start w:val="1"/>
+      <w:numFmt w:val="bullet"/>
+      <w:lvlText w:val=""/>
+      <w:lvlJc w:val="left"/>
+      <w:pPr>
+        <w:ind w:left="2160" w:hanging="360"/>
+      </w:pPr>
+      <w:rPr>
+        <w:rFonts w:hint="default" w:ascii="Wingdings" w:hAnsi="Wingdings"/>
+      </w:rPr>
+    </w:lvl>
+    <w:lvl xmlns:w="http://schemas.openxmlformats.org/wordprocessingml/2006/main" w:ilvl="3">
+      <w:start w:val="1"/>
+      <w:numFmt w:val="bullet"/>
+      <w:lvlText w:val=""/>
+      <w:lvlJc w:val="left"/>
+      <w:pPr>
+        <w:ind w:left="2880" w:hanging="360"/>
+      </w:pPr>
+      <w:rPr>
+        <w:rFonts w:hint="default" w:ascii="Symbol" w:hAnsi="Symbol"/>
+      </w:rPr>
+    </w:lvl>
+    <w:lvl xmlns:w="http://schemas.openxmlformats.org/wordprocessingml/2006/main" w:ilvl="4">
+      <w:start w:val="1"/>
+      <w:numFmt w:val="bullet"/>
+      <w:lvlText w:val="o"/>
+      <w:lvlJc w:val="left"/>
+      <w:pPr>
+        <w:ind w:left="3600" w:hanging="360"/>
+      </w:pPr>
+      <w:rPr>
+        <w:rFonts w:hint="default" w:ascii="Courier New" w:hAnsi="Courier New"/>
+      </w:rPr>
+    </w:lvl>
+    <w:lvl xmlns:w="http://schemas.openxmlformats.org/wordprocessingml/2006/main" w:ilvl="5">
+      <w:start w:val="1"/>
+      <w:numFmt w:val="bullet"/>
+      <w:lvlText w:val=""/>
+      <w:lvlJc w:val="left"/>
+      <w:pPr>
+        <w:ind w:left="4320" w:hanging="360"/>
+      </w:pPr>
+      <w:rPr>
+        <w:rFonts w:hint="default" w:ascii="Wingdings" w:hAnsi="Wingdings"/>
+      </w:rPr>
+    </w:lvl>
+    <w:lvl xmlns:w="http://schemas.openxmlformats.org/wordprocessingml/2006/main" w:ilvl="6">
+      <w:start w:val="1"/>
+      <w:numFmt w:val="bullet"/>
+      <w:lvlText w:val=""/>
+      <w:lvlJc w:val="left"/>
+      <w:pPr>
+        <w:ind w:left="5040" w:hanging="360"/>
+      </w:pPr>
+      <w:rPr>
+        <w:rFonts w:hint="default" w:ascii="Symbol" w:hAnsi="Symbol"/>
+      </w:rPr>
+    </w:lvl>
+    <w:lvl xmlns:w="http://schemas.openxmlformats.org/wordprocessingml/2006/main" w:ilvl="7">
+      <w:start w:val="1"/>
+      <w:numFmt w:val="bullet"/>
+      <w:lvlText w:val="o"/>
+      <w:lvlJc w:val="left"/>
+      <w:pPr>
+        <w:ind w:left="5760" w:hanging="360"/>
+      </w:pPr>
+      <w:rPr>
+        <w:rFonts w:hint="default" w:ascii="Courier New" w:hAnsi="Courier New"/>
+      </w:rPr>
+    </w:lvl>
+    <w:lvl xmlns:w="http://schemas.openxmlformats.org/wordprocessingml/2006/main" w:ilvl="8">
+      <w:start w:val="1"/>
+      <w:numFmt w:val="bullet"/>
+      <w:lvlText w:val=""/>
+      <w:lvlJc w:val="left"/>
+      <w:pPr>
+        <w:ind w:left="6480" w:hanging="360"/>
+      </w:pPr>
+      <w:rPr>
+        <w:rFonts w:hint="default" w:ascii="Wingdings" w:hAnsi="Wingdings"/>
+      </w:rPr>
+    </w:lvl>
+  </w:abstractNum>
   <w:abstractNum xmlns:w="http://schemas.openxmlformats.org/wordprocessingml/2006/main" w:abstractNumId="3">
     <w:nsid w:val="662db296"/>
     <w:multiLevelType xmlns:w="http://schemas.openxmlformats.org/wordprocessingml/2006/main" w:val="hybridMultilevel"/>
@@ -6617,6 +8670,12 @@
       </w:rPr>
     </w:lvl>
   </w:abstractNum>
+  <w:num w:numId="5">
+    <w:abstractNumId w:val="5"/>
+  </w:num>
+  <w:num w:numId="4">
+    <w:abstractNumId w:val="4"/>
+  </w:num>
   <w:num w:numId="3">
     <w:abstractNumId w:val="3"/>
   </w:num>
